--- a/resources/C769_ROM3_IT Capstone Report Template_Task3.docx
+++ b/resources/C769_ROM3_IT Capstone Report Template_Task3.docx
@@ -1,6 +1,6 @@
 
 <file path=word/document.xml><?xml version="1.0" encoding="utf-8"?>
-<w:document xmlns:wpc="http://schemas.microsoft.com/office/word/2010/wordprocessingCanvas" xmlns:cx="http://schemas.microsoft.com/office/drawing/2014/chartex" xmlns:cx1="http://schemas.microsoft.com/office/drawing/2015/9/8/chartex" xmlns:cx2="http://schemas.microsoft.com/office/drawing/2015/10/21/chartex" xmlns:cx3="http://schemas.microsoft.com/office/drawing/2016/5/9/chartex" xmlns:cx4="http://schemas.microsoft.com/office/drawing/2016/5/10/chartex" xmlns:cx5="http://schemas.microsoft.com/office/drawing/2016/5/11/chartex" xmlns:cx6="http://schemas.microsoft.com/office/drawing/2016/5/12/chartex" xmlns:cx7="http://schemas.microsoft.com/office/drawing/2016/5/13/chartex" xmlns:cx8="http://schemas.microsoft.com/office/drawing/2016/5/14/chartex" xmlns:mc="http://schemas.openxmlformats.org/markup-compatibility/2006" xmlns:aink="http://schemas.microsoft.com/office/drawing/2016/ink" xmlns:am3d="http://schemas.microsoft.com/office/drawing/2017/model3d" xmlns:o="urn:schemas-microsoft-com:office:office" xmlns:oel="http://schemas.microsoft.com/office/2019/extlst" xmlns:r="http://schemas.openxmlformats.org/officeDocument/2006/relationships" xmlns:m="http://schemas.openxmlformats.org/officeDocument/2006/math" xmlns:v="urn:schemas-microsoft-com:vml" xmlns:wp14="http://schemas.microsoft.com/office/word/2010/wordprocessingDrawing" xmlns:wp="http://schemas.openxmlformats.org/drawingml/2006/wordprocessingDrawing" xmlns:w10="urn:schemas-microsoft-com:office:word" xmlns:w="http://schemas.openxmlformats.org/wordprocessingml/2006/main" xmlns:w14="http://schemas.microsoft.com/office/word/2010/wordml" xmlns:w15="http://schemas.microsoft.com/office/word/2012/wordml" xmlns:w16cex="http://schemas.microsoft.com/office/word/2018/wordml/cex" xmlns:w16cid="http://schemas.microsoft.com/office/word/2016/wordml/cid" xmlns:w16="http://schemas.microsoft.com/office/word/2018/wordml" xmlns:w16du="http://schemas.microsoft.com/office/word/2023/wordml/word16du" xmlns:w16sdtdh="http://schemas.microsoft.com/office/word/2020/wordml/sdtdatahash" xmlns:w16se="http://schemas.microsoft.com/office/word/2015/wordml/symex" xmlns:wpg="http://schemas.microsoft.com/office/word/2010/wordprocessingGroup" xmlns:wpi="http://schemas.microsoft.com/office/word/2010/wordprocessingInk" xmlns:wne="http://schemas.microsoft.com/office/word/2006/wordml" xmlns:wps="http://schemas.microsoft.com/office/word/2010/wordprocessingShape" mc:Ignorable="w14 w15 w16se w16cid w16 w16cex w16sdtdh w16du wp14">
+<w:document xmlns:wpc="http://schemas.microsoft.com/office/word/2010/wordprocessingCanvas" xmlns:cx="http://schemas.microsoft.com/office/drawing/2014/chartex" xmlns:cx1="http://schemas.microsoft.com/office/drawing/2015/9/8/chartex" xmlns:cx2="http://schemas.microsoft.com/office/drawing/2015/10/21/chartex" xmlns:cx3="http://schemas.microsoft.com/office/drawing/2016/5/9/chartex" xmlns:cx4="http://schemas.microsoft.com/office/drawing/2016/5/10/chartex" xmlns:cx5="http://schemas.microsoft.com/office/drawing/2016/5/11/chartex" xmlns:cx6="http://schemas.microsoft.com/office/drawing/2016/5/12/chartex" xmlns:cx7="http://schemas.microsoft.com/office/drawing/2016/5/13/chartex" xmlns:cx8="http://schemas.microsoft.com/office/drawing/2016/5/14/chartex" xmlns:mc="http://schemas.openxmlformats.org/markup-compatibility/2006" xmlns:aink="http://schemas.microsoft.com/office/drawing/2016/ink" xmlns:am3d="http://schemas.microsoft.com/office/drawing/2017/model3d" xmlns:o="urn:schemas-microsoft-com:office:office" xmlns:oel="http://schemas.microsoft.com/office/2019/extlst" xmlns:r="http://schemas.openxmlformats.org/officeDocument/2006/relationships" xmlns:m="http://schemas.openxmlformats.org/officeDocument/2006/math" xmlns:v="urn:schemas-microsoft-com:vml" xmlns:wp14="http://schemas.microsoft.com/office/word/2010/wordprocessingDrawing" xmlns:wp="http://schemas.openxmlformats.org/drawingml/2006/wordprocessingDrawing" xmlns:w10="urn:schemas-microsoft-com:office:word" xmlns:w="http://schemas.openxmlformats.org/wordprocessingml/2006/main" xmlns:w14="http://schemas.microsoft.com/office/word/2010/wordml" xmlns:w15="http://schemas.microsoft.com/office/word/2012/wordml" xmlns:w16cex="http://schemas.microsoft.com/office/word/2018/wordml/cex" xmlns:w16cid="http://schemas.microsoft.com/office/word/2016/wordml/cid" xmlns:w16="http://schemas.microsoft.com/office/word/2018/wordml" xmlns:w16du="http://schemas.microsoft.com/office/word/2023/wordml/word16du" xmlns:w16sdtdh="http://schemas.microsoft.com/office/word/2020/wordml/sdtdatahash" xmlns:w16sdtfl="http://schemas.microsoft.com/office/word/2024/wordml/sdtformatlock" xmlns:w16se="http://schemas.microsoft.com/office/word/2015/wordml/symex" xmlns:wpg="http://schemas.microsoft.com/office/word/2010/wordprocessingGroup" xmlns:wpi="http://schemas.microsoft.com/office/word/2010/wordprocessingInk" xmlns:wne="http://schemas.microsoft.com/office/word/2006/wordml" xmlns:wps="http://schemas.microsoft.com/office/word/2010/wordprocessingShape" mc:Ignorable="w14 w15 w16se w16cid w16 w16cex w16sdtdh w16sdtfl w16du wp14">
   <w:body>
     <w:p>
       <w:pPr>
@@ -165,68 +165,30 @@
     <w:p>
       <w:pPr>
         <w:pStyle w:val="Title"/>
-        <w:keepNext w:val="0"/>
-        <w:keepLines w:val="0"/>
-        <w:spacing w:after="80" w:line="240" w:lineRule="auto"/>
         <w:ind w:firstLine="720"/>
         <w:jc w:val="center"/>
         <w:rPr>
-          <w:rFonts w:ascii="Calibri Light" w:hAnsi="Calibri Light" w:eastAsia="Calibri Light" w:cs="Calibri Light"/>
-          <w:b w:val="0"/>
-          <w:bCs w:val="0"/>
-          <w:i w:val="0"/>
-          <w:iCs w:val="0"/>
-          <w:noProof w:val="0"/>
-          <w:sz w:val="56"/>
-          <w:szCs w:val="56"/>
-          <w:lang w:val="en-US"/>
+          <w:rFonts w:ascii="Calibri Light" w:eastAsia="Calibri Light" w:hAnsi="Calibri Light" w:cs="Calibri Light"/>
         </w:rPr>
       </w:pPr>
       <w:r>
         <w:rPr>
-          <w:rFonts w:ascii="Calibri Light" w:hAnsi="Calibri Light" w:eastAsia="Calibri Light" w:cs="Calibri Light"/>
-          <w:b w:val="0"/>
-          <w:bCs w:val="0"/>
-          <w:i w:val="0"/>
-          <w:iCs w:val="0"/>
-          <w:noProof w:val="0"/>
-          <w:sz w:val="56"/>
-          <w:szCs w:val="56"/>
-          <w:lang w:val="en-US"/>
+          <w:rFonts w:ascii="Calibri Light" w:eastAsia="Calibri Light" w:hAnsi="Calibri Light" w:cs="Calibri Light"/>
         </w:rPr>
         <w:t>Title of Capstone Here</w:t>
       </w:r>
     </w:p>
     <w:p>
       <w:pPr>
-        <w:keepNext w:val="0"/>
-        <w:keepLines w:val="0"/>
-        <w:spacing w:after="160" w:line="259" w:lineRule="auto"/>
         <w:ind w:firstLine="720"/>
         <w:jc w:val="center"/>
         <w:rPr>
-          <w:rFonts w:ascii="Calibri" w:hAnsi="Calibri" w:eastAsia="Calibri" w:cs="Calibri"/>
-          <w:b w:val="0"/>
-          <w:bCs w:val="0"/>
-          <w:i w:val="0"/>
-          <w:iCs w:val="0"/>
-          <w:noProof w:val="0"/>
-          <w:sz w:val="22"/>
-          <w:szCs w:val="22"/>
-          <w:lang w:val="en-US"/>
+          <w:rFonts w:ascii="Calibri" w:eastAsia="Calibri" w:hAnsi="Calibri" w:cs="Calibri"/>
         </w:rPr>
       </w:pPr>
       <w:r>
         <w:rPr>
-          <w:rFonts w:ascii="Calibri" w:hAnsi="Calibri" w:eastAsia="Calibri" w:cs="Calibri"/>
-          <w:b w:val="0"/>
-          <w:bCs w:val="0"/>
-          <w:i w:val="0"/>
-          <w:iCs w:val="0"/>
-          <w:noProof w:val="0"/>
-          <w:sz w:val="22"/>
-          <w:szCs w:val="22"/>
-          <w:lang w:val="en-US"/>
+          <w:rFonts w:ascii="Calibri" w:eastAsia="Calibri" w:hAnsi="Calibri" w:cs="Calibri"/>
         </w:rPr>
         <w:t>Author's Full Name Here, Including Middle Initial</w:t>
       </w:r>
@@ -234,26 +196,11 @@
     <w:p>
       <w:pPr>
         <w:pStyle w:val="Heading1"/>
-        <w:keepNext w:val="0"/>
-        <w:keepLines w:val="0"/>
-        <w:rPr>
-          <w:rFonts w:ascii="Calibri" w:hAnsi="Calibri" w:eastAsia="Calibri" w:cs="Calibri"/>
-          <w:b w:val="1"/>
-          <w:bCs w:val="1"/>
-          <w:i w:val="0"/>
-          <w:iCs w:val="0"/>
-          <w:noProof w:val="0"/>
-          <w:color w:val="auto"/>
-          <w:sz w:val="32"/>
-          <w:szCs w:val="32"/>
-          <w:lang w:val="en-US"/>
+        <w:rPr>
+          <w:rFonts w:ascii="Calibri" w:eastAsia="Calibri" w:hAnsi="Calibri" w:cs="Calibri"/>
         </w:rPr>
       </w:pPr>
       <w:r>
-        <w:rPr>
-          <w:noProof w:val="0"/>
-          <w:lang w:val="en-US"/>
-        </w:rPr>
         <w:t>Western Governors University</w:t>
       </w:r>
     </w:p>
@@ -337,39 +284,32 @@
     </w:p>
     <w:sdt>
       <w:sdtPr>
+        <w:rPr>
+          <w:rFonts w:asciiTheme="minorHAnsi" w:hAnsiTheme="minorHAnsi" w:cstheme="minorBidi"/>
+          <w:b w:val="0"/>
+          <w:bCs w:val="0"/>
+          <w:sz w:val="22"/>
+          <w:szCs w:val="22"/>
+        </w:rPr>
         <w:id w:val="-1031723646"/>
         <w:docPartObj>
           <w:docPartGallery w:val="Table of Contents"/>
           <w:docPartUnique/>
         </w:docPartObj>
-        <w:rPr>
-          <w:rFonts w:ascii="Calibri" w:hAnsi="Calibri" w:eastAsia="Calibri" w:cs="Arial" w:asciiTheme="minorAscii" w:hAnsiTheme="minorAscii" w:eastAsiaTheme="minorAscii" w:cstheme="minorBidi"/>
-          <w:color w:val="auto"/>
-          <w:sz w:val="22"/>
-          <w:szCs w:val="22"/>
-        </w:rPr>
       </w:sdtPr>
       <w:sdtEndPr>
         <w:rPr>
-          <w:rFonts w:ascii="Calibri" w:hAnsi="Calibri" w:eastAsia="Calibri" w:cs="Arial" w:asciiTheme="minorAscii" w:hAnsiTheme="minorAscii" w:eastAsiaTheme="minorAscii" w:cstheme="minorBidi"/>
-          <w:b w:val="1"/>
-          <w:bCs w:val="1"/>
+          <w:b/>
+          <w:bCs/>
           <w:noProof/>
-          <w:color w:val="auto"/>
-          <w:sz w:val="22"/>
-          <w:szCs w:val="22"/>
         </w:rPr>
       </w:sdtEndPr>
       <w:sdtContent>
         <w:p>
           <w:pPr>
             <w:pStyle w:val="TOCHeading"/>
-            <w:jc w:val="center"/>
             <w:rPr>
               <w:rFonts w:ascii="Times New Roman" w:hAnsi="Times New Roman" w:cs="Times New Roman"/>
-              <w:b/>
-              <w:bCs/>
-              <w:color w:val="auto"/>
               <w:sz w:val="24"/>
               <w:szCs w:val="24"/>
             </w:rPr>
@@ -377,9 +317,6 @@
           <w:r>
             <w:rPr>
               <w:rFonts w:ascii="Times New Roman" w:hAnsi="Times New Roman" w:cs="Times New Roman"/>
-              <w:b/>
-              <w:bCs/>
-              <w:color w:val="auto"/>
               <w:sz w:val="24"/>
               <w:szCs w:val="24"/>
             </w:rPr>
@@ -393,7 +330,7 @@
               <w:tab w:val="right" w:leader="dot" w:pos="9350"/>
             </w:tabs>
             <w:rPr>
-              <w:rFonts w:ascii="Times New Roman" w:hAnsi="Times New Roman" w:cs="Times New Roman" w:eastAsiaTheme="minorEastAsia"/>
+              <w:rFonts w:ascii="Times New Roman" w:eastAsiaTheme="minorEastAsia" w:hAnsi="Times New Roman" w:cs="Times New Roman"/>
               <w:noProof/>
               <w:kern w:val="2"/>
               <w:sz w:val="24"/>
@@ -425,11 +362,11 @@
             </w:rPr>
             <w:fldChar w:fldCharType="separate"/>
           </w:r>
-          <w:hyperlink w:history="1" w:anchor="_Toc174619729">
+          <w:hyperlink w:anchor="_Toc174619729" w:history="1">
             <w:r>
               <w:rPr>
                 <w:rStyle w:val="Hyperlink"/>
-                <w:rFonts w:ascii="Times New Roman" w:hAnsi="Times New Roman" w:eastAsia="Times New Roman" w:cs="Times New Roman"/>
+                <w:rFonts w:ascii="Times New Roman" w:eastAsia="Times New Roman" w:hAnsi="Times New Roman" w:cs="Times New Roman"/>
                 <w:noProof/>
                 <w:sz w:val="24"/>
                 <w:szCs w:val="24"/>
@@ -514,7 +451,7 @@
               <w:tab w:val="right" w:leader="dot" w:pos="9350"/>
             </w:tabs>
             <w:rPr>
-              <w:rFonts w:ascii="Times New Roman" w:hAnsi="Times New Roman" w:cs="Times New Roman" w:eastAsiaTheme="minorEastAsia"/>
+              <w:rFonts w:ascii="Times New Roman" w:eastAsiaTheme="minorEastAsia" w:hAnsi="Times New Roman" w:cs="Times New Roman"/>
               <w:noProof/>
               <w:kern w:val="2"/>
               <w:sz w:val="24"/>
@@ -522,11 +459,11 @@
               <w14:ligatures w14:val="standardContextual"/>
             </w:rPr>
           </w:pPr>
-          <w:hyperlink w:history="1" w:anchor="_Toc174619730">
+          <w:hyperlink w:anchor="_Toc174619730" w:history="1">
             <w:r>
               <w:rPr>
                 <w:rStyle w:val="Hyperlink"/>
-                <w:rFonts w:ascii="Times New Roman" w:hAnsi="Times New Roman" w:eastAsia="Times New Roman" w:cs="Times New Roman"/>
+                <w:rFonts w:ascii="Times New Roman" w:eastAsia="Times New Roman" w:hAnsi="Times New Roman" w:cs="Times New Roman"/>
                 <w:noProof/>
                 <w:sz w:val="24"/>
                 <w:szCs w:val="24"/>
@@ -611,7 +548,7 @@
               <w:tab w:val="right" w:leader="dot" w:pos="9350"/>
             </w:tabs>
             <w:rPr>
-              <w:rFonts w:ascii="Times New Roman" w:hAnsi="Times New Roman" w:cs="Times New Roman" w:eastAsiaTheme="minorEastAsia"/>
+              <w:rFonts w:ascii="Times New Roman" w:eastAsiaTheme="minorEastAsia" w:hAnsi="Times New Roman" w:cs="Times New Roman"/>
               <w:noProof/>
               <w:kern w:val="2"/>
               <w:sz w:val="24"/>
@@ -619,11 +556,11 @@
               <w14:ligatures w14:val="standardContextual"/>
             </w:rPr>
           </w:pPr>
-          <w:hyperlink w:history="1" w:anchor="_Toc174619731">
+          <w:hyperlink w:anchor="_Toc174619731" w:history="1">
             <w:r>
               <w:rPr>
                 <w:rStyle w:val="Hyperlink"/>
-                <w:rFonts w:ascii="Times New Roman" w:hAnsi="Times New Roman" w:eastAsia="Times New Roman" w:cs="Times New Roman"/>
+                <w:rFonts w:ascii="Times New Roman" w:eastAsia="Times New Roman" w:hAnsi="Times New Roman" w:cs="Times New Roman"/>
                 <w:noProof/>
                 <w:sz w:val="24"/>
                 <w:szCs w:val="24"/>
@@ -708,7 +645,7 @@
               <w:tab w:val="right" w:leader="dot" w:pos="9350"/>
             </w:tabs>
             <w:rPr>
-              <w:rFonts w:ascii="Times New Roman" w:hAnsi="Times New Roman" w:cs="Times New Roman" w:eastAsiaTheme="minorEastAsia"/>
+              <w:rFonts w:ascii="Times New Roman" w:eastAsiaTheme="minorEastAsia" w:hAnsi="Times New Roman" w:cs="Times New Roman"/>
               <w:noProof/>
               <w:kern w:val="2"/>
               <w:sz w:val="24"/>
@@ -716,11 +653,11 @@
               <w14:ligatures w14:val="standardContextual"/>
             </w:rPr>
           </w:pPr>
-          <w:hyperlink w:history="1" w:anchor="_Toc174619732">
+          <w:hyperlink w:anchor="_Toc174619732" w:history="1">
             <w:r>
               <w:rPr>
                 <w:rStyle w:val="Hyperlink"/>
-                <w:rFonts w:ascii="Times New Roman" w:hAnsi="Times New Roman" w:eastAsia="Times New Roman" w:cs="Times New Roman"/>
+                <w:rFonts w:ascii="Times New Roman" w:eastAsia="Times New Roman" w:hAnsi="Times New Roman" w:cs="Times New Roman"/>
                 <w:noProof/>
                 <w:sz w:val="24"/>
                 <w:szCs w:val="24"/>
@@ -805,7 +742,7 @@
               <w:tab w:val="right" w:leader="dot" w:pos="9350"/>
             </w:tabs>
             <w:rPr>
-              <w:rFonts w:ascii="Times New Roman" w:hAnsi="Times New Roman" w:cs="Times New Roman" w:eastAsiaTheme="minorEastAsia"/>
+              <w:rFonts w:ascii="Times New Roman" w:eastAsiaTheme="minorEastAsia" w:hAnsi="Times New Roman" w:cs="Times New Roman"/>
               <w:noProof/>
               <w:kern w:val="2"/>
               <w:sz w:val="24"/>
@@ -813,11 +750,11 @@
               <w14:ligatures w14:val="standardContextual"/>
             </w:rPr>
           </w:pPr>
-          <w:hyperlink w:history="1" w:anchor="_Toc174619733">
+          <w:hyperlink w:anchor="_Toc174619733" w:history="1">
             <w:r>
               <w:rPr>
                 <w:rStyle w:val="Hyperlink"/>
-                <w:rFonts w:ascii="Times New Roman" w:hAnsi="Times New Roman" w:eastAsia="Times New Roman" w:cs="Times New Roman"/>
+                <w:rFonts w:ascii="Times New Roman" w:eastAsia="Times New Roman" w:hAnsi="Times New Roman" w:cs="Times New Roman"/>
                 <w:noProof/>
                 <w:sz w:val="24"/>
                 <w:szCs w:val="24"/>
@@ -902,7 +839,7 @@
               <w:tab w:val="right" w:leader="dot" w:pos="9350"/>
             </w:tabs>
             <w:rPr>
-              <w:rFonts w:ascii="Times New Roman" w:hAnsi="Times New Roman" w:cs="Times New Roman" w:eastAsiaTheme="minorEastAsia"/>
+              <w:rFonts w:ascii="Times New Roman" w:eastAsiaTheme="minorEastAsia" w:hAnsi="Times New Roman" w:cs="Times New Roman"/>
               <w:noProof/>
               <w:kern w:val="2"/>
               <w:sz w:val="24"/>
@@ -910,11 +847,11 @@
               <w14:ligatures w14:val="standardContextual"/>
             </w:rPr>
           </w:pPr>
-          <w:hyperlink w:history="1" w:anchor="_Toc174619734">
+          <w:hyperlink w:anchor="_Toc174619734" w:history="1">
             <w:r>
               <w:rPr>
                 <w:rStyle w:val="Hyperlink"/>
-                <w:rFonts w:ascii="Times New Roman" w:hAnsi="Times New Roman" w:eastAsia="Times New Roman" w:cs="Times New Roman"/>
+                <w:rFonts w:ascii="Times New Roman" w:eastAsia="Times New Roman" w:hAnsi="Times New Roman" w:cs="Times New Roman"/>
                 <w:noProof/>
                 <w:sz w:val="24"/>
                 <w:szCs w:val="24"/>
@@ -999,7 +936,7 @@
               <w:tab w:val="right" w:leader="dot" w:pos="9350"/>
             </w:tabs>
             <w:rPr>
-              <w:rFonts w:ascii="Times New Roman" w:hAnsi="Times New Roman" w:cs="Times New Roman" w:eastAsiaTheme="minorEastAsia"/>
+              <w:rFonts w:ascii="Times New Roman" w:eastAsiaTheme="minorEastAsia" w:hAnsi="Times New Roman" w:cs="Times New Roman"/>
               <w:noProof/>
               <w:kern w:val="2"/>
               <w:sz w:val="24"/>
@@ -1007,11 +944,11 @@
               <w14:ligatures w14:val="standardContextual"/>
             </w:rPr>
           </w:pPr>
-          <w:hyperlink w:history="1" w:anchor="_Toc174619735">
+          <w:hyperlink w:anchor="_Toc174619735" w:history="1">
             <w:r>
               <w:rPr>
                 <w:rStyle w:val="Hyperlink"/>
-                <w:rFonts w:ascii="Times New Roman" w:hAnsi="Times New Roman" w:eastAsia="Times New Roman" w:cs="Times New Roman"/>
+                <w:rFonts w:ascii="Times New Roman" w:eastAsia="Times New Roman" w:hAnsi="Times New Roman" w:cs="Times New Roman"/>
                 <w:noProof/>
                 <w:sz w:val="24"/>
                 <w:szCs w:val="24"/>
@@ -1096,7 +1033,7 @@
               <w:tab w:val="right" w:leader="dot" w:pos="9350"/>
             </w:tabs>
             <w:rPr>
-              <w:rFonts w:ascii="Times New Roman" w:hAnsi="Times New Roman" w:cs="Times New Roman" w:eastAsiaTheme="minorEastAsia"/>
+              <w:rFonts w:ascii="Times New Roman" w:eastAsiaTheme="minorEastAsia" w:hAnsi="Times New Roman" w:cs="Times New Roman"/>
               <w:noProof/>
               <w:kern w:val="2"/>
               <w:sz w:val="24"/>
@@ -1104,11 +1041,11 @@
               <w14:ligatures w14:val="standardContextual"/>
             </w:rPr>
           </w:pPr>
-          <w:hyperlink w:history="1" w:anchor="_Toc174619736">
+          <w:hyperlink w:anchor="_Toc174619736" w:history="1">
             <w:r>
               <w:rPr>
                 <w:rStyle w:val="Hyperlink"/>
-                <w:rFonts w:ascii="Times New Roman" w:hAnsi="Times New Roman" w:eastAsia="Times New Roman" w:cs="Times New Roman"/>
+                <w:rFonts w:ascii="Times New Roman" w:eastAsia="Times New Roman" w:hAnsi="Times New Roman" w:cs="Times New Roman"/>
                 <w:noProof/>
                 <w:sz w:val="24"/>
                 <w:szCs w:val="24"/>
@@ -1193,7 +1130,7 @@
               <w:tab w:val="right" w:leader="dot" w:pos="9350"/>
             </w:tabs>
             <w:rPr>
-              <w:rFonts w:ascii="Times New Roman" w:hAnsi="Times New Roman" w:cs="Times New Roman" w:eastAsiaTheme="minorEastAsia"/>
+              <w:rFonts w:ascii="Times New Roman" w:eastAsiaTheme="minorEastAsia" w:hAnsi="Times New Roman" w:cs="Times New Roman"/>
               <w:noProof/>
               <w:kern w:val="2"/>
               <w:sz w:val="24"/>
@@ -1201,11 +1138,11 @@
               <w14:ligatures w14:val="standardContextual"/>
             </w:rPr>
           </w:pPr>
-          <w:hyperlink w:history="1" w:anchor="_Toc174619737">
+          <w:hyperlink w:anchor="_Toc174619737" w:history="1">
             <w:r>
               <w:rPr>
                 <w:rStyle w:val="Hyperlink"/>
-                <w:rFonts w:ascii="Times New Roman" w:hAnsi="Times New Roman" w:eastAsia="Times New Roman" w:cs="Times New Roman"/>
+                <w:rFonts w:ascii="Times New Roman" w:eastAsia="Times New Roman" w:hAnsi="Times New Roman" w:cs="Times New Roman"/>
                 <w:noProof/>
                 <w:sz w:val="24"/>
                 <w:szCs w:val="24"/>
@@ -1290,7 +1227,7 @@
               <w:tab w:val="right" w:leader="dot" w:pos="9350"/>
             </w:tabs>
             <w:rPr>
-              <w:rFonts w:ascii="Times New Roman" w:hAnsi="Times New Roman" w:cs="Times New Roman" w:eastAsiaTheme="minorEastAsia"/>
+              <w:rFonts w:ascii="Times New Roman" w:eastAsiaTheme="minorEastAsia" w:hAnsi="Times New Roman" w:cs="Times New Roman"/>
               <w:noProof/>
               <w:kern w:val="2"/>
               <w:sz w:val="24"/>
@@ -1298,11 +1235,11 @@
               <w14:ligatures w14:val="standardContextual"/>
             </w:rPr>
           </w:pPr>
-          <w:hyperlink w:history="1" w:anchor="_Toc174619738">
+          <w:hyperlink w:anchor="_Toc174619738" w:history="1">
             <w:r>
               <w:rPr>
                 <w:rStyle w:val="Hyperlink"/>
-                <w:rFonts w:ascii="Times New Roman" w:hAnsi="Times New Roman" w:eastAsia="Times New Roman" w:cs="Times New Roman"/>
+                <w:rFonts w:ascii="Times New Roman" w:eastAsia="Times New Roman" w:hAnsi="Times New Roman" w:cs="Times New Roman"/>
                 <w:noProof/>
                 <w:sz w:val="24"/>
                 <w:szCs w:val="24"/>
@@ -1387,7 +1324,7 @@
               <w:tab w:val="right" w:leader="dot" w:pos="9350"/>
             </w:tabs>
             <w:rPr>
-              <w:rFonts w:ascii="Times New Roman" w:hAnsi="Times New Roman" w:cs="Times New Roman" w:eastAsiaTheme="minorEastAsia"/>
+              <w:rFonts w:ascii="Times New Roman" w:eastAsiaTheme="minorEastAsia" w:hAnsi="Times New Roman" w:cs="Times New Roman"/>
               <w:noProof/>
               <w:kern w:val="2"/>
               <w:sz w:val="24"/>
@@ -1395,11 +1332,11 @@
               <w14:ligatures w14:val="standardContextual"/>
             </w:rPr>
           </w:pPr>
-          <w:hyperlink w:history="1" w:anchor="_Toc174619739">
+          <w:hyperlink w:anchor="_Toc174619739" w:history="1">
             <w:r>
               <w:rPr>
                 <w:rStyle w:val="Hyperlink"/>
-                <w:rFonts w:ascii="Times New Roman" w:hAnsi="Times New Roman" w:eastAsia="Times New Roman" w:cs="Times New Roman"/>
+                <w:rFonts w:ascii="Times New Roman" w:eastAsia="Times New Roman" w:hAnsi="Times New Roman" w:cs="Times New Roman"/>
                 <w:noProof/>
                 <w:sz w:val="24"/>
                 <w:szCs w:val="24"/>
@@ -1484,7 +1421,7 @@
               <w:tab w:val="right" w:leader="dot" w:pos="9350"/>
             </w:tabs>
             <w:rPr>
-              <w:rFonts w:ascii="Times New Roman" w:hAnsi="Times New Roman" w:cs="Times New Roman" w:eastAsiaTheme="minorEastAsia"/>
+              <w:rFonts w:ascii="Times New Roman" w:eastAsiaTheme="minorEastAsia" w:hAnsi="Times New Roman" w:cs="Times New Roman"/>
               <w:noProof/>
               <w:kern w:val="2"/>
               <w:sz w:val="24"/>
@@ -1492,11 +1429,11 @@
               <w14:ligatures w14:val="standardContextual"/>
             </w:rPr>
           </w:pPr>
-          <w:hyperlink w:history="1" w:anchor="_Toc174619740">
+          <w:hyperlink w:anchor="_Toc174619740" w:history="1">
             <w:r>
               <w:rPr>
                 <w:rStyle w:val="Hyperlink"/>
-                <w:rFonts w:ascii="Times New Roman" w:hAnsi="Times New Roman" w:eastAsia="Times New Roman" w:cs="Times New Roman"/>
+                <w:rFonts w:ascii="Times New Roman" w:eastAsia="Times New Roman" w:hAnsi="Times New Roman" w:cs="Times New Roman"/>
                 <w:noProof/>
                 <w:sz w:val="24"/>
                 <w:szCs w:val="24"/>
@@ -1581,7 +1518,7 @@
               <w:tab w:val="right" w:leader="dot" w:pos="9350"/>
             </w:tabs>
             <w:rPr>
-              <w:rFonts w:ascii="Times New Roman" w:hAnsi="Times New Roman" w:cs="Times New Roman" w:eastAsiaTheme="minorEastAsia"/>
+              <w:rFonts w:ascii="Times New Roman" w:eastAsiaTheme="minorEastAsia" w:hAnsi="Times New Roman" w:cs="Times New Roman"/>
               <w:noProof/>
               <w:kern w:val="2"/>
               <w:sz w:val="24"/>
@@ -1589,11 +1526,11 @@
               <w14:ligatures w14:val="standardContextual"/>
             </w:rPr>
           </w:pPr>
-          <w:hyperlink w:history="1" w:anchor="_Toc174619741">
+          <w:hyperlink w:anchor="_Toc174619741" w:history="1">
             <w:r>
               <w:rPr>
                 <w:rStyle w:val="Hyperlink"/>
-                <w:rFonts w:ascii="Times New Roman" w:hAnsi="Times New Roman" w:eastAsia="Times New Roman" w:cs="Times New Roman"/>
+                <w:rFonts w:ascii="Times New Roman" w:eastAsia="Times New Roman" w:hAnsi="Times New Roman" w:cs="Times New Roman"/>
                 <w:noProof/>
                 <w:sz w:val="24"/>
                 <w:szCs w:val="24"/>
@@ -1678,7 +1615,7 @@
               <w:tab w:val="right" w:leader="dot" w:pos="9350"/>
             </w:tabs>
             <w:rPr>
-              <w:rFonts w:ascii="Times New Roman" w:hAnsi="Times New Roman" w:cs="Times New Roman" w:eastAsiaTheme="minorEastAsia"/>
+              <w:rFonts w:ascii="Times New Roman" w:eastAsiaTheme="minorEastAsia" w:hAnsi="Times New Roman" w:cs="Times New Roman"/>
               <w:noProof/>
               <w:kern w:val="2"/>
               <w:sz w:val="24"/>
@@ -1686,11 +1623,11 @@
               <w14:ligatures w14:val="standardContextual"/>
             </w:rPr>
           </w:pPr>
-          <w:hyperlink w:history="1" w:anchor="_Toc174619742">
+          <w:hyperlink w:anchor="_Toc174619742" w:history="1">
             <w:r>
               <w:rPr>
                 <w:rStyle w:val="Hyperlink"/>
-                <w:rFonts w:ascii="Times New Roman" w:hAnsi="Times New Roman" w:eastAsia="Times New Roman" w:cs="Times New Roman"/>
+                <w:rFonts w:ascii="Times New Roman" w:eastAsia="Times New Roman" w:hAnsi="Times New Roman" w:cs="Times New Roman"/>
                 <w:noProof/>
                 <w:sz w:val="24"/>
                 <w:szCs w:val="24"/>
@@ -1775,7 +1712,7 @@
               <w:tab w:val="right" w:leader="dot" w:pos="9350"/>
             </w:tabs>
             <w:rPr>
-              <w:rFonts w:ascii="Times New Roman" w:hAnsi="Times New Roman" w:cs="Times New Roman" w:eastAsiaTheme="minorEastAsia"/>
+              <w:rFonts w:ascii="Times New Roman" w:eastAsiaTheme="minorEastAsia" w:hAnsi="Times New Roman" w:cs="Times New Roman"/>
               <w:noProof/>
               <w:kern w:val="2"/>
               <w:sz w:val="24"/>
@@ -1783,11 +1720,11 @@
               <w14:ligatures w14:val="standardContextual"/>
             </w:rPr>
           </w:pPr>
-          <w:hyperlink w:history="1" w:anchor="_Toc174619743">
+          <w:hyperlink w:anchor="_Toc174619743" w:history="1">
             <w:r>
               <w:rPr>
                 <w:rStyle w:val="Hyperlink"/>
-                <w:rFonts w:ascii="Times New Roman" w:hAnsi="Times New Roman" w:eastAsia="Times New Roman" w:cs="Times New Roman"/>
+                <w:rFonts w:ascii="Times New Roman" w:eastAsia="Times New Roman" w:hAnsi="Times New Roman" w:cs="Times New Roman"/>
                 <w:noProof/>
                 <w:sz w:val="24"/>
                 <w:szCs w:val="24"/>
@@ -1898,21 +1835,18 @@
     <w:p>
       <w:pPr>
         <w:pStyle w:val="Heading1"/>
-        <w:keepNext w:val="1"/>
-        <w:keepLines w:val="1"/>
-        <w:jc w:val="center"/>
-        <w:rPr>
-          <w:rFonts w:ascii="Times New Roman" w:hAnsi="Times New Roman" w:eastAsia="Times New Roman" w:cs="Times New Roman"/>
-          <w:b w:val="1"/>
-          <w:bCs w:val="1"/>
+        <w:keepNext/>
+        <w:keepLines/>
+        <w:rPr>
+          <w:rFonts w:ascii="Times New Roman" w:eastAsia="Times New Roman" w:hAnsi="Times New Roman" w:cs="Times New Roman"/>
           <w:sz w:val="24"/>
           <w:szCs w:val="24"/>
         </w:rPr>
       </w:pPr>
-      <w:bookmarkStart w:name="_Toc168390300" w:id="0"/>
-      <w:bookmarkStart w:name="_Toc174619729" w:id="1"/>
+      <w:bookmarkStart w:id="0" w:name="_Toc168390300"/>
+      <w:bookmarkStart w:id="1" w:name="_Toc174619729"/>
       <w:r>
-        <w:rPr/>
+        <w:lastRenderedPageBreak/>
         <w:t>A. Summary</w:t>
       </w:r>
       <w:bookmarkEnd w:id="0"/>
@@ -1920,117 +1854,18 @@
     </w:p>
     <w:p>
       <w:pPr>
-        <w:keepNext w:val="1"/>
-        <w:keepLines w:val="1"/>
+        <w:keepNext/>
+        <w:keepLines/>
         <w:spacing w:after="0" w:line="480" w:lineRule="auto"/>
-        <w:jc w:val="left"/>
         <w:outlineLvl w:val="0"/>
         <w:rPr>
-          <w:rFonts w:ascii="Times New Roman" w:hAnsi="Times New Roman" w:eastAsia="Times New Roman" w:cs="Times New Roman"/>
-          <w:b w:val="1"/>
-          <w:bCs w:val="1"/>
+          <w:rFonts w:ascii="Times New Roman" w:eastAsia="Times New Roman" w:hAnsi="Times New Roman" w:cs="Times New Roman"/>
+          <w:b/>
+          <w:bCs/>
           <w:sz w:val="24"/>
           <w:szCs w:val="24"/>
         </w:rPr>
       </w:pPr>
-    </w:p>
-    <w:p>
-      <w:pPr>
-        <w:keepNext w:val="1"/>
-        <w:keepLines w:val="1"/>
-        <w:spacing w:after="0" w:line="480" w:lineRule="auto"/>
-        <w:jc w:val="center"/>
-        <w:outlineLvl w:val="0"/>
-        <w:rPr>
-          <w:rFonts w:ascii="Times New Roman" w:hAnsi="Times New Roman" w:eastAsia="Times New Roman" w:cs="Times New Roman"/>
-          <w:b w:val="1"/>
-          <w:bCs w:val="1"/>
-          <w:sz w:val="24"/>
-          <w:szCs w:val="24"/>
-        </w:rPr>
-      </w:pPr>
-    </w:p>
-    <w:p>
-      <w:pPr>
-        <w:keepNext w:val="1"/>
-        <w:keepLines w:val="1"/>
-        <w:spacing w:after="0" w:line="480" w:lineRule="auto"/>
-        <w:jc w:val="center"/>
-        <w:outlineLvl w:val="0"/>
-        <w:rPr>
-          <w:rFonts w:ascii="Times New Roman" w:hAnsi="Times New Roman" w:eastAsia="Times New Roman" w:cs="Times New Roman"/>
-          <w:b w:val="1"/>
-          <w:bCs w:val="1"/>
-          <w:sz w:val="24"/>
-          <w:szCs w:val="24"/>
-        </w:rPr>
-      </w:pPr>
-    </w:p>
-    <w:p>
-      <w:pPr>
-        <w:pStyle w:val="Heading1"/>
-        <w:keepNext w:val="1"/>
-        <w:keepLines w:val="1"/>
-        <w:rPr>
-          <w:rFonts w:ascii="Times New Roman" w:hAnsi="Times New Roman" w:eastAsia="Times New Roman" w:cs="Times New Roman"/>
-          <w:b w:val="1"/>
-          <w:bCs w:val="1"/>
-          <w:sz w:val="24"/>
-          <w:szCs w:val="24"/>
-        </w:rPr>
-      </w:pPr>
-      <w:bookmarkStart w:name="_Toc168390301" w:id="2"/>
-      <w:bookmarkStart w:name="_Toc174619730" w:id="3"/>
-      <w:r>
-        <w:rPr/>
-        <w:t xml:space="preserve">B. Review of Other Work and (B1) Works Supporting Implementation </w:t>
-      </w:r>
-      <w:bookmarkEnd w:id="2"/>
-      <w:bookmarkEnd w:id="3"/>
-    </w:p>
-    <w:p w14:noSpellErr="1">
-      <w:pPr>
-        <w:pStyle w:val="Normal"/>
-        <w:keepNext w:val="1"/>
-        <w:keepLines w:val="1"/>
-        <w:spacing w:after="0" w:line="480" w:lineRule="auto"/>
-        <w:jc w:val="center"/>
-        <w:outlineLvl w:val="0"/>
-        <w:rPr>
-          <w:rFonts w:ascii="Times New Roman" w:hAnsi="Times New Roman" w:eastAsia="Times New Roman" w:cs="Times New Roman"/>
-          <w:b w:val="1"/>
-          <w:bCs w:val="1"/>
-          <w:sz w:val="24"/>
-          <w:szCs w:val="24"/>
-          <w:u w:val="single"/>
-        </w:rPr>
-      </w:pPr>
-    </w:p>
-    <w:p>
-      <w:pPr>
-        <w:pStyle w:val="Heading1"/>
-        <w:keepNext w:val="1"/>
-        <w:keepLines w:val="1"/>
-        <w:rPr>
-          <w:rFonts w:ascii="Times New Roman" w:hAnsi="Times New Roman" w:eastAsia="Times New Roman" w:cs="Times New Roman"/>
-          <w:b w:val="1"/>
-          <w:bCs w:val="1"/>
-          <w:sz w:val="24"/>
-          <w:szCs w:val="24"/>
-        </w:rPr>
-      </w:pPr>
-      <w:bookmarkStart w:name="_Toc168390302" w:id="4"/>
-      <w:bookmarkStart w:name="_Toc174619731" w:id="5"/>
-      <w:r>
-        <w:rPr/>
-        <w:t>C. Changes</w:t>
-      </w:r>
-      <w:r>
-        <w:rPr/>
-        <w:t xml:space="preserve"> to the Project Environment</w:t>
-      </w:r>
-      <w:bookmarkEnd w:id="4"/>
-      <w:bookmarkEnd w:id="5"/>
     </w:p>
     <w:p>
       <w:pPr>
@@ -2040,35 +1875,13 @@
         <w:jc w:val="center"/>
         <w:outlineLvl w:val="0"/>
         <w:rPr>
-          <w:rFonts w:ascii="Times New Roman" w:hAnsi="Times New Roman" w:eastAsia="Times New Roman" w:cs="Times New Roman"/>
+          <w:rFonts w:ascii="Times New Roman" w:eastAsia="Times New Roman" w:hAnsi="Times New Roman" w:cs="Times New Roman"/>
           <w:b/>
           <w:bCs/>
           <w:sz w:val="24"/>
           <w:szCs w:val="24"/>
         </w:rPr>
       </w:pPr>
-    </w:p>
-    <w:p>
-      <w:pPr>
-        <w:pStyle w:val="Heading1"/>
-        <w:keepNext w:val="1"/>
-        <w:keepLines w:val="1"/>
-        <w:rPr>
-          <w:rFonts w:ascii="Times New Roman" w:hAnsi="Times New Roman" w:eastAsia="Times New Roman" w:cs="Times New Roman"/>
-          <w:b w:val="1"/>
-          <w:bCs w:val="1"/>
-          <w:sz w:val="24"/>
-          <w:szCs w:val="24"/>
-        </w:rPr>
-      </w:pPr>
-      <w:bookmarkStart w:name="_Toc168390303" w:id="6"/>
-      <w:bookmarkStart w:name="_Toc174619732" w:id="7"/>
-      <w:r>
-        <w:rPr/>
-        <w:t>D. Methodology</w:t>
-      </w:r>
-      <w:bookmarkEnd w:id="6"/>
-      <w:bookmarkEnd w:id="7"/>
     </w:p>
     <w:p>
       <w:pPr>
@@ -2078,7 +1891,7 @@
         <w:jc w:val="center"/>
         <w:outlineLvl w:val="0"/>
         <w:rPr>
-          <w:rFonts w:ascii="Times New Roman" w:hAnsi="Times New Roman" w:eastAsia="Times New Roman" w:cs="Times New Roman"/>
+          <w:rFonts w:ascii="Times New Roman" w:eastAsia="Times New Roman" w:hAnsi="Times New Roman" w:cs="Times New Roman"/>
           <w:b/>
           <w:bCs/>
           <w:sz w:val="24"/>
@@ -2089,24 +1902,21 @@
     <w:p>
       <w:pPr>
         <w:pStyle w:val="Heading1"/>
-        <w:keepNext w:val="1"/>
-        <w:keepLines w:val="1"/>
-        <w:rPr>
-          <w:rFonts w:ascii="Times New Roman" w:hAnsi="Times New Roman" w:eastAsia="Times New Roman" w:cs="Times New Roman"/>
-          <w:b w:val="1"/>
-          <w:bCs w:val="1"/>
+        <w:keepNext/>
+        <w:keepLines/>
+        <w:rPr>
+          <w:rFonts w:ascii="Times New Roman" w:eastAsia="Times New Roman" w:hAnsi="Times New Roman" w:cs="Times New Roman"/>
           <w:sz w:val="24"/>
           <w:szCs w:val="24"/>
         </w:rPr>
       </w:pPr>
-      <w:bookmarkStart w:name="_Toc168390304" w:id="8"/>
-      <w:bookmarkStart w:name="_Toc174619733" w:id="9"/>
+      <w:bookmarkStart w:id="2" w:name="_Toc168390301"/>
+      <w:bookmarkStart w:id="3" w:name="_Toc174619730"/>
       <w:r>
-        <w:rPr/>
-        <w:t>E. Project Goals and Objectives</w:t>
+        <w:t xml:space="preserve">B. Review of Other Work and (B1) Works Supporting Implementation </w:t>
       </w:r>
-      <w:bookmarkEnd w:id="8"/>
-      <w:bookmarkEnd w:id="9"/>
+      <w:bookmarkEnd w:id="2"/>
+      <w:bookmarkEnd w:id="3"/>
     </w:p>
     <w:p>
       <w:pPr>
@@ -2116,13 +1926,33 @@
         <w:jc w:val="center"/>
         <w:outlineLvl w:val="0"/>
         <w:rPr>
-          <w:rFonts w:ascii="Times New Roman" w:hAnsi="Times New Roman" w:eastAsia="Times New Roman" w:cs="Times New Roman"/>
+          <w:rFonts w:ascii="Times New Roman" w:eastAsia="Times New Roman" w:hAnsi="Times New Roman" w:cs="Times New Roman"/>
           <w:b/>
           <w:bCs/>
           <w:sz w:val="24"/>
           <w:szCs w:val="24"/>
-        </w:rPr>
-      </w:pPr>
+          <w:u w:val="single"/>
+        </w:rPr>
+      </w:pPr>
+    </w:p>
+    <w:p>
+      <w:pPr>
+        <w:pStyle w:val="Heading1"/>
+        <w:keepNext/>
+        <w:keepLines/>
+        <w:rPr>
+          <w:rFonts w:ascii="Times New Roman" w:eastAsia="Times New Roman" w:hAnsi="Times New Roman" w:cs="Times New Roman"/>
+          <w:sz w:val="24"/>
+          <w:szCs w:val="24"/>
+        </w:rPr>
+      </w:pPr>
+      <w:bookmarkStart w:id="4" w:name="_Toc168390302"/>
+      <w:bookmarkStart w:id="5" w:name="_Toc174619731"/>
+      <w:r>
+        <w:t>C. Changes to the Project Environment</w:t>
+      </w:r>
+      <w:bookmarkEnd w:id="4"/>
+      <w:bookmarkEnd w:id="5"/>
     </w:p>
     <w:p>
       <w:pPr>
@@ -2132,7 +1962,7 @@
         <w:jc w:val="center"/>
         <w:outlineLvl w:val="0"/>
         <w:rPr>
-          <w:rFonts w:ascii="Times New Roman" w:hAnsi="Times New Roman" w:eastAsia="Times New Roman" w:cs="Times New Roman"/>
+          <w:rFonts w:ascii="Times New Roman" w:eastAsia="Times New Roman" w:hAnsi="Times New Roman" w:cs="Times New Roman"/>
           <w:b/>
           <w:bCs/>
           <w:sz w:val="24"/>
@@ -2143,26 +1973,108 @@
     <w:p>
       <w:pPr>
         <w:pStyle w:val="Heading1"/>
-        <w:keepNext w:val="1"/>
-        <w:keepLines w:val="1"/>
-        <w:rPr>
-          <w:rFonts w:ascii="Times New Roman" w:hAnsi="Times New Roman" w:eastAsia="Times New Roman" w:cs="Times New Roman"/>
-          <w:b w:val="1"/>
-          <w:bCs w:val="1"/>
+        <w:keepNext/>
+        <w:keepLines/>
+        <w:rPr>
+          <w:rFonts w:ascii="Times New Roman" w:eastAsia="Times New Roman" w:hAnsi="Times New Roman" w:cs="Times New Roman"/>
           <w:sz w:val="24"/>
           <w:szCs w:val="24"/>
         </w:rPr>
       </w:pPr>
-      <w:bookmarkStart w:name="_Toc168390305" w:id="10"/>
-      <w:bookmarkStart w:name="_Toc174619734" w:id="11"/>
+      <w:bookmarkStart w:id="6" w:name="_Toc168390303"/>
+      <w:bookmarkStart w:id="7" w:name="_Toc174619732"/>
       <w:r>
-        <w:rPr/>
+        <w:t>D. Methodology</w:t>
+      </w:r>
+      <w:bookmarkEnd w:id="6"/>
+      <w:bookmarkEnd w:id="7"/>
+    </w:p>
+    <w:p>
+      <w:pPr>
+        <w:keepNext/>
+        <w:keepLines/>
+        <w:spacing w:after="0" w:line="480" w:lineRule="auto"/>
+        <w:jc w:val="center"/>
+        <w:outlineLvl w:val="0"/>
+        <w:rPr>
+          <w:rFonts w:ascii="Times New Roman" w:eastAsia="Times New Roman" w:hAnsi="Times New Roman" w:cs="Times New Roman"/>
+          <w:b/>
+          <w:bCs/>
+          <w:sz w:val="24"/>
+          <w:szCs w:val="24"/>
+        </w:rPr>
+      </w:pPr>
+    </w:p>
+    <w:p>
+      <w:pPr>
+        <w:pStyle w:val="Heading1"/>
+        <w:keepNext/>
+        <w:keepLines/>
+        <w:rPr>
+          <w:rFonts w:ascii="Times New Roman" w:eastAsia="Times New Roman" w:hAnsi="Times New Roman" w:cs="Times New Roman"/>
+          <w:sz w:val="24"/>
+          <w:szCs w:val="24"/>
+        </w:rPr>
+      </w:pPr>
+      <w:bookmarkStart w:id="8" w:name="_Toc168390304"/>
+      <w:bookmarkStart w:id="9" w:name="_Toc174619733"/>
+      <w:r>
+        <w:t>E. Project Goals and Objectives</w:t>
+      </w:r>
+      <w:bookmarkEnd w:id="8"/>
+      <w:bookmarkEnd w:id="9"/>
+    </w:p>
+    <w:p>
+      <w:pPr>
+        <w:keepNext/>
+        <w:keepLines/>
+        <w:spacing w:after="0" w:line="480" w:lineRule="auto"/>
+        <w:jc w:val="center"/>
+        <w:outlineLvl w:val="0"/>
+        <w:rPr>
+          <w:rFonts w:ascii="Times New Roman" w:eastAsia="Times New Roman" w:hAnsi="Times New Roman" w:cs="Times New Roman"/>
+          <w:b/>
+          <w:bCs/>
+          <w:sz w:val="24"/>
+          <w:szCs w:val="24"/>
+        </w:rPr>
+      </w:pPr>
+    </w:p>
+    <w:p>
+      <w:pPr>
+        <w:keepNext/>
+        <w:keepLines/>
+        <w:spacing w:after="0" w:line="480" w:lineRule="auto"/>
+        <w:jc w:val="center"/>
+        <w:outlineLvl w:val="0"/>
+        <w:rPr>
+          <w:rFonts w:ascii="Times New Roman" w:eastAsia="Times New Roman" w:hAnsi="Times New Roman" w:cs="Times New Roman"/>
+          <w:b/>
+          <w:bCs/>
+          <w:sz w:val="24"/>
+          <w:szCs w:val="24"/>
+        </w:rPr>
+      </w:pPr>
+    </w:p>
+    <w:p>
+      <w:pPr>
+        <w:pStyle w:val="Heading1"/>
+        <w:keepNext/>
+        <w:keepLines/>
+        <w:rPr>
+          <w:rFonts w:ascii="Times New Roman" w:eastAsia="Times New Roman" w:hAnsi="Times New Roman" w:cs="Times New Roman"/>
+          <w:sz w:val="24"/>
+          <w:szCs w:val="24"/>
+        </w:rPr>
+      </w:pPr>
+      <w:bookmarkStart w:id="10" w:name="_Toc168390305"/>
+      <w:bookmarkStart w:id="11" w:name="_Toc174619734"/>
+      <w:r>
         <w:t>F. Project Timeline</w:t>
       </w:r>
       <w:bookmarkEnd w:id="10"/>
       <w:bookmarkEnd w:id="11"/>
       <w:r>
-        <w:rPr/>
         <w:t xml:space="preserve"> </w:t>
       </w:r>
     </w:p>
@@ -2174,7 +2086,7 @@
         <w:jc w:val="center"/>
         <w:outlineLvl w:val="0"/>
         <w:rPr>
-          <w:rFonts w:ascii="Times New Roman" w:hAnsi="Times New Roman" w:eastAsia="Times New Roman" w:cs="Times New Roman"/>
+          <w:rFonts w:ascii="Times New Roman" w:eastAsia="Times New Roman" w:hAnsi="Times New Roman" w:cs="Times New Roman"/>
           <w:b/>
           <w:bCs/>
           <w:sz w:val="24"/>
@@ -2185,20 +2097,17 @@
     <w:p>
       <w:pPr>
         <w:pStyle w:val="Heading1"/>
-        <w:keepNext w:val="1"/>
-        <w:keepLines w:val="1"/>
-        <w:rPr>
-          <w:rFonts w:ascii="Times New Roman" w:hAnsi="Times New Roman" w:eastAsia="Times New Roman" w:cs="Times New Roman"/>
-          <w:b w:val="1"/>
-          <w:bCs w:val="1"/>
+        <w:keepNext/>
+        <w:keepLines/>
+        <w:rPr>
+          <w:rFonts w:ascii="Times New Roman" w:eastAsia="Times New Roman" w:hAnsi="Times New Roman" w:cs="Times New Roman"/>
           <w:sz w:val="24"/>
           <w:szCs w:val="24"/>
         </w:rPr>
       </w:pPr>
-      <w:bookmarkStart w:name="_Toc168390306" w:id="12"/>
-      <w:bookmarkStart w:name="_Toc174619735" w:id="13"/>
+      <w:bookmarkStart w:id="12" w:name="_Toc168390306"/>
+      <w:bookmarkStart w:id="13" w:name="_Toc174619735"/>
       <w:r>
-        <w:rPr/>
         <w:t>G. Unanticipated Scope Creep</w:t>
       </w:r>
       <w:bookmarkEnd w:id="12"/>
@@ -2212,32 +2121,29 @@
         <w:jc w:val="center"/>
         <w:outlineLvl w:val="0"/>
         <w:rPr>
-          <w:rFonts w:ascii="Times New Roman" w:hAnsi="Times New Roman" w:eastAsia="Times New Roman" w:cs="Times New Roman"/>
+          <w:rFonts w:ascii="Times New Roman" w:eastAsia="Times New Roman" w:hAnsi="Times New Roman" w:cs="Times New Roman"/>
           <w:b/>
           <w:bCs/>
           <w:sz w:val="24"/>
           <w:szCs w:val="24"/>
         </w:rPr>
       </w:pPr>
-      <w:bookmarkStart w:name="_Toc338164009" w:id="14"/>
+      <w:bookmarkStart w:id="14" w:name="_Toc338164009"/>
     </w:p>
     <w:p>
       <w:pPr>
         <w:pStyle w:val="Heading1"/>
-        <w:keepNext w:val="1"/>
-        <w:keepLines w:val="1"/>
-        <w:rPr>
-          <w:rFonts w:ascii="Times New Roman" w:hAnsi="Times New Roman" w:eastAsia="Times New Roman" w:cs="Times New Roman"/>
-          <w:b w:val="1"/>
-          <w:bCs w:val="1"/>
+        <w:keepNext/>
+        <w:keepLines/>
+        <w:rPr>
+          <w:rFonts w:ascii="Times New Roman" w:eastAsia="Times New Roman" w:hAnsi="Times New Roman" w:cs="Times New Roman"/>
           <w:sz w:val="24"/>
           <w:szCs w:val="24"/>
         </w:rPr>
       </w:pPr>
-      <w:bookmarkStart w:name="_Toc168390307" w:id="15"/>
-      <w:bookmarkStart w:name="_Toc174619736" w:id="16"/>
+      <w:bookmarkStart w:id="15" w:name="_Toc168390307"/>
+      <w:bookmarkStart w:id="16" w:name="_Toc174619736"/>
       <w:r>
-        <w:rPr/>
         <w:t>H. Conclusion and (H1) Success of Project</w:t>
       </w:r>
       <w:bookmarkEnd w:id="15"/>
@@ -2251,7 +2157,7 @@
         <w:jc w:val="center"/>
         <w:outlineLvl w:val="0"/>
         <w:rPr>
-          <w:rFonts w:ascii="Times New Roman" w:hAnsi="Times New Roman" w:eastAsia="Times New Roman" w:cs="Times New Roman"/>
+          <w:rFonts w:ascii="Times New Roman" w:eastAsia="Times New Roman" w:hAnsi="Times New Roman" w:cs="Times New Roman"/>
           <w:b/>
           <w:bCs/>
           <w:sz w:val="24"/>
@@ -2267,7 +2173,7 @@
         <w:jc w:val="center"/>
         <w:outlineLvl w:val="0"/>
         <w:rPr>
-          <w:rFonts w:ascii="Times New Roman" w:hAnsi="Times New Roman" w:eastAsia="Times New Roman" w:cs="Times New Roman"/>
+          <w:rFonts w:ascii="Times New Roman" w:eastAsia="Times New Roman" w:hAnsi="Times New Roman" w:cs="Times New Roman"/>
           <w:b/>
           <w:bCs/>
           <w:sz w:val="24"/>
@@ -2283,7 +2189,7 @@
         <w:jc w:val="center"/>
         <w:outlineLvl w:val="0"/>
         <w:rPr>
-          <w:rFonts w:ascii="Times New Roman" w:hAnsi="Times New Roman" w:eastAsia="Times New Roman" w:cs="Times New Roman"/>
+          <w:rFonts w:ascii="Times New Roman" w:eastAsia="Times New Roman" w:hAnsi="Times New Roman" w:cs="Times New Roman"/>
           <w:b/>
           <w:bCs/>
           <w:sz w:val="24"/>
@@ -2292,12 +2198,13 @@
       </w:pPr>
       <w:r>
         <w:rPr>
-          <w:rFonts w:ascii="Times New Roman" w:hAnsi="Times New Roman" w:eastAsia="Times New Roman" w:cs="Times New Roman"/>
+          <w:rFonts w:ascii="Times New Roman" w:eastAsia="Times New Roman" w:hAnsi="Times New Roman" w:cs="Times New Roman"/>
           <w:b/>
           <w:bCs/>
           <w:sz w:val="24"/>
           <w:szCs w:val="24"/>
         </w:rPr>
+        <w:lastRenderedPageBreak/>
         <w:br/>
       </w:r>
     </w:p>
@@ -2309,7 +2216,7 @@
         <w:spacing w:after="0" w:line="480" w:lineRule="auto"/>
         <w:outlineLvl w:val="0"/>
         <w:rPr>
-          <w:rFonts w:ascii="Times New Roman" w:hAnsi="Times New Roman" w:eastAsia="Times New Roman" w:cs="Times New Roman"/>
+          <w:rFonts w:ascii="Times New Roman" w:eastAsia="Times New Roman" w:hAnsi="Times New Roman" w:cs="Times New Roman"/>
           <w:b/>
           <w:bCs/>
           <w:sz w:val="24"/>
@@ -2318,7 +2225,7 @@
       </w:pPr>
       <w:r>
         <w:rPr>
-          <w:rFonts w:ascii="Times New Roman" w:hAnsi="Times New Roman" w:eastAsia="Times New Roman" w:cs="Times New Roman"/>
+          <w:rFonts w:ascii="Times New Roman" w:eastAsia="Times New Roman" w:hAnsi="Times New Roman" w:cs="Times New Roman"/>
           <w:b/>
           <w:bCs/>
           <w:sz w:val="24"/>
@@ -2327,23 +2234,21 @@
         <w:br w:type="page"/>
       </w:r>
     </w:p>
-    <w:p w14:noSpellErr="1">
+    <w:p>
       <w:pPr>
         <w:pStyle w:val="Heading1"/>
-        <w:keepNext w:val="1"/>
-        <w:keepLines w:val="1"/>
-        <w:rPr>
-          <w:rFonts w:ascii="Times New Roman" w:hAnsi="Times New Roman" w:eastAsia="Times New Roman" w:cs="Times New Roman"/>
-          <w:b w:val="1"/>
-          <w:bCs w:val="1"/>
+        <w:keepNext/>
+        <w:keepLines/>
+        <w:rPr>
+          <w:rFonts w:ascii="Times New Roman" w:eastAsia="Times New Roman" w:hAnsi="Times New Roman" w:cs="Times New Roman"/>
           <w:sz w:val="24"/>
           <w:szCs w:val="24"/>
         </w:rPr>
       </w:pPr>
-      <w:bookmarkStart w:name="_Toc168390308" w:id="17"/>
-      <w:bookmarkStart w:name="_Toc174619737" w:id="18"/>
+      <w:bookmarkStart w:id="17" w:name="_Toc168390308"/>
+      <w:bookmarkStart w:id="18" w:name="_Toc174619737"/>
       <w:r>
-        <w:rPr/>
+        <w:lastRenderedPageBreak/>
         <w:t>References</w:t>
       </w:r>
       <w:bookmarkEnd w:id="17"/>
@@ -2357,7 +2262,7 @@
         <w:jc w:val="center"/>
         <w:outlineLvl w:val="0"/>
         <w:rPr>
-          <w:rFonts w:ascii="Times New Roman" w:hAnsi="Times New Roman" w:eastAsia="Times New Roman" w:cs="Times New Roman"/>
+          <w:rFonts w:ascii="Times New Roman" w:eastAsia="Times New Roman" w:hAnsi="Times New Roman" w:cs="Times New Roman"/>
           <w:b/>
           <w:bCs/>
           <w:sz w:val="24"/>
@@ -2373,7 +2278,7 @@
         <w:jc w:val="center"/>
         <w:outlineLvl w:val="0"/>
         <w:rPr>
-          <w:rFonts w:ascii="Times New Roman" w:hAnsi="Times New Roman" w:eastAsia="Times New Roman" w:cs="Times New Roman"/>
+          <w:rFonts w:ascii="Times New Roman" w:eastAsia="Times New Roman" w:hAnsi="Times New Roman" w:cs="Times New Roman"/>
           <w:b/>
           <w:bCs/>
           <w:sz w:val="24"/>
@@ -2389,7 +2294,7 @@
         <w:jc w:val="center"/>
         <w:outlineLvl w:val="0"/>
         <w:rPr>
-          <w:rFonts w:ascii="Times New Roman" w:hAnsi="Times New Roman" w:eastAsia="Times New Roman" w:cs="Times New Roman"/>
+          <w:rFonts w:ascii="Times New Roman" w:eastAsia="Times New Roman" w:hAnsi="Times New Roman" w:cs="Times New Roman"/>
           <w:b/>
           <w:bCs/>
           <w:sz w:val="24"/>
@@ -2405,7 +2310,7 @@
         <w:jc w:val="center"/>
         <w:outlineLvl w:val="0"/>
         <w:rPr>
-          <w:rFonts w:ascii="Times New Roman" w:hAnsi="Times New Roman" w:eastAsia="Times New Roman" w:cs="Times New Roman"/>
+          <w:rFonts w:ascii="Times New Roman" w:eastAsia="Times New Roman" w:hAnsi="Times New Roman" w:cs="Times New Roman"/>
           <w:b/>
           <w:bCs/>
           <w:sz w:val="24"/>
@@ -2421,7 +2326,7 @@
         <w:jc w:val="center"/>
         <w:outlineLvl w:val="0"/>
         <w:rPr>
-          <w:rFonts w:ascii="Times New Roman" w:hAnsi="Times New Roman" w:eastAsia="Times New Roman" w:cs="Times New Roman"/>
+          <w:rFonts w:ascii="Times New Roman" w:eastAsia="Times New Roman" w:hAnsi="Times New Roman" w:cs="Times New Roman"/>
           <w:b/>
           <w:bCs/>
           <w:sz w:val="24"/>
@@ -2437,7 +2342,7 @@
         <w:jc w:val="center"/>
         <w:outlineLvl w:val="0"/>
         <w:rPr>
-          <w:rFonts w:ascii="Times New Roman" w:hAnsi="Times New Roman" w:eastAsia="Times New Roman" w:cs="Times New Roman"/>
+          <w:rFonts w:ascii="Times New Roman" w:eastAsia="Times New Roman" w:hAnsi="Times New Roman" w:cs="Times New Roman"/>
           <w:b/>
           <w:bCs/>
           <w:sz w:val="24"/>
@@ -2446,7 +2351,7 @@
       </w:pPr>
       <w:r>
         <w:rPr>
-          <w:rFonts w:ascii="Times New Roman" w:hAnsi="Times New Roman" w:eastAsia="Times New Roman" w:cs="Times New Roman"/>
+          <w:rFonts w:ascii="Times New Roman" w:eastAsia="Times New Roman" w:hAnsi="Times New Roman" w:cs="Times New Roman"/>
           <w:b/>
           <w:bCs/>
           <w:sz w:val="24"/>
@@ -2463,24 +2368,25 @@
         <w:jc w:val="center"/>
         <w:outlineLvl w:val="0"/>
         <w:rPr>
-          <w:rFonts w:ascii="Times New Roman" w:hAnsi="Times New Roman" w:eastAsia="Times New Roman" w:cs="Times New Roman"/>
+          <w:rFonts w:ascii="Times New Roman" w:eastAsia="Times New Roman" w:hAnsi="Times New Roman" w:cs="Times New Roman"/>
           <w:b/>
           <w:bCs/>
           <w:sz w:val="24"/>
           <w:szCs w:val="24"/>
         </w:rPr>
       </w:pPr>
-      <w:bookmarkStart w:name="_Toc168390309" w:id="19"/>
-      <w:bookmarkStart w:name="_Toc174619738" w:id="20"/>
-      <w:bookmarkStart w:name="_Toc441469380" w:id="21"/>
+      <w:bookmarkStart w:id="19" w:name="_Toc168390309"/>
+      <w:bookmarkStart w:id="20" w:name="_Toc174619738"/>
+      <w:bookmarkStart w:id="21" w:name="_Toc441469380"/>
       <w:r>
         <w:rPr>
-          <w:rFonts w:ascii="Times New Roman" w:hAnsi="Times New Roman" w:eastAsia="Times New Roman" w:cs="Times New Roman"/>
+          <w:rFonts w:ascii="Times New Roman" w:eastAsia="Times New Roman" w:hAnsi="Times New Roman" w:cs="Times New Roman"/>
           <w:b/>
           <w:bCs/>
           <w:sz w:val="24"/>
           <w:szCs w:val="24"/>
         </w:rPr>
+        <w:lastRenderedPageBreak/>
         <w:t>Appendix A</w:t>
       </w:r>
       <w:bookmarkEnd w:id="19"/>
@@ -2494,18 +2400,18 @@
         <w:jc w:val="center"/>
         <w:outlineLvl w:val="0"/>
         <w:rPr>
-          <w:rFonts w:ascii="Times New Roman" w:hAnsi="Times New Roman" w:eastAsia="Times New Roman" w:cs="Times New Roman"/>
+          <w:rFonts w:ascii="Times New Roman" w:eastAsia="Times New Roman" w:hAnsi="Times New Roman" w:cs="Times New Roman"/>
           <w:b/>
           <w:bCs/>
           <w:sz w:val="24"/>
           <w:szCs w:val="24"/>
         </w:rPr>
       </w:pPr>
-      <w:bookmarkStart w:name="_Toc168390310" w:id="22"/>
-      <w:bookmarkStart w:name="_Toc174619739" w:id="23"/>
+      <w:bookmarkStart w:id="22" w:name="_Toc168390310"/>
+      <w:bookmarkStart w:id="23" w:name="_Toc174619739"/>
       <w:r>
         <w:rPr>
-          <w:rFonts w:ascii="Times New Roman" w:hAnsi="Times New Roman" w:eastAsia="Times New Roman" w:cs="Times New Roman"/>
+          <w:rFonts w:ascii="Times New Roman" w:eastAsia="Times New Roman" w:hAnsi="Times New Roman" w:cs="Times New Roman"/>
           <w:b/>
           <w:bCs/>
           <w:sz w:val="24"/>
@@ -2525,7 +2431,7 @@
         <w:jc w:val="center"/>
         <w:outlineLvl w:val="0"/>
         <w:rPr>
-          <w:rFonts w:ascii="Times New Roman" w:hAnsi="Times New Roman" w:eastAsia="Times New Roman" w:cs="Times New Roman"/>
+          <w:rFonts w:ascii="Times New Roman" w:eastAsia="Times New Roman" w:hAnsi="Times New Roman" w:cs="Times New Roman"/>
           <w:b/>
           <w:bCs/>
           <w:sz w:val="24"/>
@@ -2534,7 +2440,7 @@
       </w:pPr>
       <w:r>
         <w:rPr>
-          <w:rFonts w:ascii="Times New Roman" w:hAnsi="Times New Roman" w:eastAsia="Times New Roman" w:cs="Times New Roman"/>
+          <w:rFonts w:ascii="Times New Roman" w:eastAsia="Times New Roman" w:hAnsi="Times New Roman" w:cs="Times New Roman"/>
           <w:b/>
           <w:bCs/>
           <w:sz w:val="24"/>
@@ -2551,24 +2457,25 @@
         <w:jc w:val="center"/>
         <w:outlineLvl w:val="0"/>
         <w:rPr>
-          <w:rFonts w:ascii="Times New Roman" w:hAnsi="Times New Roman" w:eastAsia="Times New Roman" w:cs="Times New Roman"/>
+          <w:rFonts w:ascii="Times New Roman" w:eastAsia="Times New Roman" w:hAnsi="Times New Roman" w:cs="Times New Roman"/>
           <w:b/>
           <w:bCs/>
           <w:sz w:val="24"/>
           <w:szCs w:val="24"/>
         </w:rPr>
       </w:pPr>
-      <w:bookmarkStart w:name="_Toc441469381" w:id="24"/>
-      <w:bookmarkStart w:name="_Toc168390311" w:id="25"/>
-      <w:bookmarkStart w:name="_Toc174619740" w:id="26"/>
+      <w:bookmarkStart w:id="24" w:name="_Toc441469381"/>
+      <w:bookmarkStart w:id="25" w:name="_Toc168390311"/>
+      <w:bookmarkStart w:id="26" w:name="_Toc174619740"/>
       <w:r>
         <w:rPr>
-          <w:rFonts w:ascii="Times New Roman" w:hAnsi="Times New Roman" w:eastAsia="Times New Roman" w:cs="Times New Roman"/>
+          <w:rFonts w:ascii="Times New Roman" w:eastAsia="Times New Roman" w:hAnsi="Times New Roman" w:cs="Times New Roman"/>
           <w:b/>
           <w:bCs/>
           <w:sz w:val="24"/>
           <w:szCs w:val="24"/>
         </w:rPr>
+        <w:lastRenderedPageBreak/>
         <w:t>Appendix B</w:t>
       </w:r>
       <w:bookmarkEnd w:id="24"/>
@@ -2583,18 +2490,18 @@
         <w:jc w:val="center"/>
         <w:outlineLvl w:val="0"/>
         <w:rPr>
-          <w:rFonts w:ascii="Times New Roman" w:hAnsi="Times New Roman" w:eastAsia="Times New Roman" w:cs="Times New Roman"/>
+          <w:rFonts w:ascii="Times New Roman" w:eastAsia="Times New Roman" w:hAnsi="Times New Roman" w:cs="Times New Roman"/>
           <w:b/>
           <w:bCs/>
           <w:sz w:val="24"/>
           <w:szCs w:val="24"/>
         </w:rPr>
       </w:pPr>
-      <w:bookmarkStart w:name="_Toc168390312" w:id="27"/>
-      <w:bookmarkStart w:name="_Toc174619741" w:id="28"/>
+      <w:bookmarkStart w:id="27" w:name="_Toc168390312"/>
+      <w:bookmarkStart w:id="28" w:name="_Toc174619741"/>
       <w:r>
         <w:rPr>
-          <w:rFonts w:ascii="Times New Roman" w:hAnsi="Times New Roman" w:eastAsia="Times New Roman" w:cs="Times New Roman"/>
+          <w:rFonts w:ascii="Times New Roman" w:eastAsia="Times New Roman" w:hAnsi="Times New Roman" w:cs="Times New Roman"/>
           <w:b/>
           <w:bCs/>
           <w:sz w:val="24"/>
@@ -2613,7 +2520,7 @@
         <w:jc w:val="center"/>
         <w:outlineLvl w:val="0"/>
         <w:rPr>
-          <w:rFonts w:ascii="Times New Roman" w:hAnsi="Times New Roman" w:eastAsia="Times New Roman" w:cs="Times New Roman"/>
+          <w:rFonts w:ascii="Times New Roman" w:eastAsia="Times New Roman" w:hAnsi="Times New Roman" w:cs="Times New Roman"/>
           <w:b/>
           <w:bCs/>
           <w:sz w:val="24"/>
@@ -2622,7 +2529,7 @@
       </w:pPr>
       <w:r>
         <w:rPr>
-          <w:rFonts w:ascii="Times New Roman" w:hAnsi="Times New Roman" w:eastAsia="Times New Roman" w:cs="Times New Roman"/>
+          <w:rFonts w:ascii="Times New Roman" w:eastAsia="Times New Roman" w:hAnsi="Times New Roman" w:cs="Times New Roman"/>
           <w:b/>
           <w:bCs/>
           <w:sz w:val="24"/>
@@ -2639,24 +2546,25 @@
         <w:jc w:val="center"/>
         <w:outlineLvl w:val="0"/>
         <w:rPr>
-          <w:rFonts w:ascii="Times New Roman" w:hAnsi="Times New Roman" w:eastAsia="Times New Roman" w:cs="Times New Roman"/>
+          <w:rFonts w:ascii="Times New Roman" w:eastAsia="Times New Roman" w:hAnsi="Times New Roman" w:cs="Times New Roman"/>
           <w:b/>
           <w:bCs/>
           <w:sz w:val="24"/>
           <w:szCs w:val="24"/>
         </w:rPr>
       </w:pPr>
-      <w:bookmarkStart w:name="_Toc168390313" w:id="29"/>
-      <w:bookmarkStart w:name="_Toc174619742" w:id="30"/>
-      <w:bookmarkStart w:name="_Toc441469382" w:id="31"/>
+      <w:bookmarkStart w:id="29" w:name="_Toc168390313"/>
+      <w:bookmarkStart w:id="30" w:name="_Toc174619742"/>
+      <w:bookmarkStart w:id="31" w:name="_Toc441469382"/>
       <w:r>
         <w:rPr>
-          <w:rFonts w:ascii="Times New Roman" w:hAnsi="Times New Roman" w:eastAsia="Times New Roman" w:cs="Times New Roman"/>
+          <w:rFonts w:ascii="Times New Roman" w:eastAsia="Times New Roman" w:hAnsi="Times New Roman" w:cs="Times New Roman"/>
           <w:b/>
           <w:bCs/>
           <w:sz w:val="24"/>
           <w:szCs w:val="24"/>
         </w:rPr>
+        <w:lastRenderedPageBreak/>
         <w:t>Appendix C</w:t>
       </w:r>
       <w:bookmarkEnd w:id="29"/>
@@ -2670,18 +2578,18 @@
         <w:jc w:val="center"/>
         <w:outlineLvl w:val="0"/>
         <w:rPr>
-          <w:rFonts w:ascii="Times New Roman" w:hAnsi="Times New Roman" w:eastAsia="Times New Roman" w:cs="Times New Roman"/>
+          <w:rFonts w:ascii="Times New Roman" w:eastAsia="Times New Roman" w:hAnsi="Times New Roman" w:cs="Times New Roman"/>
           <w:b/>
           <w:bCs/>
           <w:sz w:val="24"/>
           <w:szCs w:val="24"/>
         </w:rPr>
       </w:pPr>
-      <w:bookmarkStart w:name="_Toc168390314" w:id="32"/>
-      <w:bookmarkStart w:name="_Toc174619743" w:id="33"/>
+      <w:bookmarkStart w:id="32" w:name="_Toc168390314"/>
+      <w:bookmarkStart w:id="33" w:name="_Toc174619743"/>
       <w:r>
         <w:rPr>
-          <w:rFonts w:ascii="Times New Roman" w:hAnsi="Times New Roman" w:eastAsia="Times New Roman" w:cs="Times New Roman"/>
+          <w:rFonts w:ascii="Times New Roman" w:eastAsia="Times New Roman" w:hAnsi="Times New Roman" w:cs="Times New Roman"/>
           <w:b/>
           <w:bCs/>
           <w:sz w:val="24"/>
@@ -2701,7 +2609,7 @@
         <w:jc w:val="center"/>
         <w:outlineLvl w:val="0"/>
         <w:rPr>
-          <w:rFonts w:ascii="Times New Roman" w:hAnsi="Times New Roman" w:eastAsia="Times New Roman" w:cs="Times New Roman"/>
+          <w:rFonts w:ascii="Times New Roman" w:eastAsia="Times New Roman" w:hAnsi="Times New Roman" w:cs="Times New Roman"/>
           <w:b/>
           <w:bCs/>
           <w:sz w:val="24"/>
@@ -2729,7 +2637,7 @@
       <w:headerReference w:type="first" r:id="rId13"/>
       <w:footerReference w:type="first" r:id="rId14"/>
       <w:type w:val="continuous"/>
-      <w:pgSz w:w="12240" w:h="15840" w:orient="portrait"/>
+      <w:pgSz w:w="12240" w:h="15840"/>
       <w:pgMar w:top="1440" w:right="1440" w:bottom="1440" w:left="1440" w:header="720" w:footer="432" w:gutter="0"/>
       <w:cols w:space="720"/>
       <w:formProt w:val="0"/>
@@ -2740,7 +2648,7 @@
 </file>
 
 <file path=word/endnotes.xml><?xml version="1.0" encoding="utf-8"?>
-<w:endnotes xmlns:wpc="http://schemas.microsoft.com/office/word/2010/wordprocessingCanvas" xmlns:cx="http://schemas.microsoft.com/office/drawing/2014/chartex" xmlns:cx1="http://schemas.microsoft.com/office/drawing/2015/9/8/chartex" xmlns:cx2="http://schemas.microsoft.com/office/drawing/2015/10/21/chartex" xmlns:cx3="http://schemas.microsoft.com/office/drawing/2016/5/9/chartex" xmlns:cx4="http://schemas.microsoft.com/office/drawing/2016/5/10/chartex" xmlns:cx5="http://schemas.microsoft.com/office/drawing/2016/5/11/chartex" xmlns:cx6="http://schemas.microsoft.com/office/drawing/2016/5/12/chartex" xmlns:cx7="http://schemas.microsoft.com/office/drawing/2016/5/13/chartex" xmlns:cx8="http://schemas.microsoft.com/office/drawing/2016/5/14/chartex" xmlns:mc="http://schemas.openxmlformats.org/markup-compatibility/2006" xmlns:aink="http://schemas.microsoft.com/office/drawing/2016/ink" xmlns:am3d="http://schemas.microsoft.com/office/drawing/2017/model3d" xmlns:o="urn:schemas-microsoft-com:office:office" xmlns:oel="http://schemas.microsoft.com/office/2019/extlst" xmlns:r="http://schemas.openxmlformats.org/officeDocument/2006/relationships" xmlns:m="http://schemas.openxmlformats.org/officeDocument/2006/math" xmlns:v="urn:schemas-microsoft-com:vml" xmlns:wp14="http://schemas.microsoft.com/office/word/2010/wordprocessingDrawing" xmlns:wp="http://schemas.openxmlformats.org/drawingml/2006/wordprocessingDrawing" xmlns:w10="urn:schemas-microsoft-com:office:word" xmlns:w="http://schemas.openxmlformats.org/wordprocessingml/2006/main" xmlns:w14="http://schemas.microsoft.com/office/word/2010/wordml" xmlns:w15="http://schemas.microsoft.com/office/word/2012/wordml" xmlns:w16cex="http://schemas.microsoft.com/office/word/2018/wordml/cex" xmlns:w16cid="http://schemas.microsoft.com/office/word/2016/wordml/cid" xmlns:w16="http://schemas.microsoft.com/office/word/2018/wordml" xmlns:w16du="http://schemas.microsoft.com/office/word/2023/wordml/word16du" xmlns:w16sdtdh="http://schemas.microsoft.com/office/word/2020/wordml/sdtdatahash" xmlns:w16se="http://schemas.microsoft.com/office/word/2015/wordml/symex" xmlns:wpg="http://schemas.microsoft.com/office/word/2010/wordprocessingGroup" xmlns:wpi="http://schemas.microsoft.com/office/word/2010/wordprocessingInk" xmlns:wne="http://schemas.microsoft.com/office/word/2006/wordml" xmlns:wps="http://schemas.microsoft.com/office/word/2010/wordprocessingShape" mc:Ignorable="w14 w15 w16se w16cid w16 w16cex w16sdtdh w16du wp14">
+<w:endnotes xmlns:wpc="http://schemas.microsoft.com/office/word/2010/wordprocessingCanvas" xmlns:cx="http://schemas.microsoft.com/office/drawing/2014/chartex" xmlns:cx1="http://schemas.microsoft.com/office/drawing/2015/9/8/chartex" xmlns:cx2="http://schemas.microsoft.com/office/drawing/2015/10/21/chartex" xmlns:cx3="http://schemas.microsoft.com/office/drawing/2016/5/9/chartex" xmlns:cx4="http://schemas.microsoft.com/office/drawing/2016/5/10/chartex" xmlns:cx5="http://schemas.microsoft.com/office/drawing/2016/5/11/chartex" xmlns:cx6="http://schemas.microsoft.com/office/drawing/2016/5/12/chartex" xmlns:cx7="http://schemas.microsoft.com/office/drawing/2016/5/13/chartex" xmlns:cx8="http://schemas.microsoft.com/office/drawing/2016/5/14/chartex" xmlns:mc="http://schemas.openxmlformats.org/markup-compatibility/2006" xmlns:aink="http://schemas.microsoft.com/office/drawing/2016/ink" xmlns:am3d="http://schemas.microsoft.com/office/drawing/2017/model3d" xmlns:o="urn:schemas-microsoft-com:office:office" xmlns:oel="http://schemas.microsoft.com/office/2019/extlst" xmlns:r="http://schemas.openxmlformats.org/officeDocument/2006/relationships" xmlns:m="http://schemas.openxmlformats.org/officeDocument/2006/math" xmlns:v="urn:schemas-microsoft-com:vml" xmlns:wp14="http://schemas.microsoft.com/office/word/2010/wordprocessingDrawing" xmlns:wp="http://schemas.openxmlformats.org/drawingml/2006/wordprocessingDrawing" xmlns:w10="urn:schemas-microsoft-com:office:word" xmlns:w="http://schemas.openxmlformats.org/wordprocessingml/2006/main" xmlns:w14="http://schemas.microsoft.com/office/word/2010/wordml" xmlns:w15="http://schemas.microsoft.com/office/word/2012/wordml" xmlns:w16cex="http://schemas.microsoft.com/office/word/2018/wordml/cex" xmlns:w16cid="http://schemas.microsoft.com/office/word/2016/wordml/cid" xmlns:w16="http://schemas.microsoft.com/office/word/2018/wordml" xmlns:w16du="http://schemas.microsoft.com/office/word/2023/wordml/word16du" xmlns:w16sdtdh="http://schemas.microsoft.com/office/word/2020/wordml/sdtdatahash" xmlns:w16sdtfl="http://schemas.microsoft.com/office/word/2024/wordml/sdtformatlock" xmlns:w16se="http://schemas.microsoft.com/office/word/2015/wordml/symex" xmlns:wpg="http://schemas.microsoft.com/office/word/2010/wordprocessingGroup" xmlns:wpi="http://schemas.microsoft.com/office/word/2010/wordprocessingInk" xmlns:wne="http://schemas.microsoft.com/office/word/2006/wordml" xmlns:wps="http://schemas.microsoft.com/office/word/2010/wordprocessingShape" mc:Ignorable="w14 w15 w16se w16cid w16 w16cex w16sdtdh w16sdtfl w16du wp14">
   <w:endnote w:type="separator" w:id="-1">
     <w:p>
       <w:pPr>
@@ -2772,7 +2680,7 @@
 </file>
 
 <file path=word/footer1.xml><?xml version="1.0" encoding="utf-8"?>
-<w:ftr xmlns:wpc="http://schemas.microsoft.com/office/word/2010/wordprocessingCanvas" xmlns:cx="http://schemas.microsoft.com/office/drawing/2014/chartex" xmlns:cx1="http://schemas.microsoft.com/office/drawing/2015/9/8/chartex" xmlns:cx2="http://schemas.microsoft.com/office/drawing/2015/10/21/chartex" xmlns:cx3="http://schemas.microsoft.com/office/drawing/2016/5/9/chartex" xmlns:cx4="http://schemas.microsoft.com/office/drawing/2016/5/10/chartex" xmlns:cx5="http://schemas.microsoft.com/office/drawing/2016/5/11/chartex" xmlns:cx6="http://schemas.microsoft.com/office/drawing/2016/5/12/chartex" xmlns:cx7="http://schemas.microsoft.com/office/drawing/2016/5/13/chartex" xmlns:cx8="http://schemas.microsoft.com/office/drawing/2016/5/14/chartex" xmlns:mc="http://schemas.openxmlformats.org/markup-compatibility/2006" xmlns:aink="http://schemas.microsoft.com/office/drawing/2016/ink" xmlns:am3d="http://schemas.microsoft.com/office/drawing/2017/model3d" xmlns:o="urn:schemas-microsoft-com:office:office" xmlns:oel="http://schemas.microsoft.com/office/2019/extlst" xmlns:r="http://schemas.openxmlformats.org/officeDocument/2006/relationships" xmlns:m="http://schemas.openxmlformats.org/officeDocument/2006/math" xmlns:v="urn:schemas-microsoft-com:vml" xmlns:wp14="http://schemas.microsoft.com/office/word/2010/wordprocessingDrawing" xmlns:wp="http://schemas.openxmlformats.org/drawingml/2006/wordprocessingDrawing" xmlns:w10="urn:schemas-microsoft-com:office:word" xmlns:w="http://schemas.openxmlformats.org/wordprocessingml/2006/main" xmlns:w14="http://schemas.microsoft.com/office/word/2010/wordml" xmlns:w15="http://schemas.microsoft.com/office/word/2012/wordml" xmlns:w16cex="http://schemas.microsoft.com/office/word/2018/wordml/cex" xmlns:w16cid="http://schemas.microsoft.com/office/word/2016/wordml/cid" xmlns:w16="http://schemas.microsoft.com/office/word/2018/wordml" xmlns:w16du="http://schemas.microsoft.com/office/word/2023/wordml/word16du" xmlns:w16sdtdh="http://schemas.microsoft.com/office/word/2020/wordml/sdtdatahash" xmlns:w16se="http://schemas.microsoft.com/office/word/2015/wordml/symex" xmlns:wpg="http://schemas.microsoft.com/office/word/2010/wordprocessingGroup" xmlns:wpi="http://schemas.microsoft.com/office/word/2010/wordprocessingInk" xmlns:wne="http://schemas.microsoft.com/office/word/2006/wordml" xmlns:wps="http://schemas.microsoft.com/office/word/2010/wordprocessingShape" xmlns:a="http://schemas.openxmlformats.org/drawingml/2006/main" xmlns:pic="http://schemas.openxmlformats.org/drawingml/2006/picture" xmlns:a14="http://schemas.microsoft.com/office/drawing/2010/main" mc:Ignorable="w14 w15 w16se w16cid w16 w16cex w16sdtdh w16du wp14">
+<w:ftr xmlns:wpc="http://schemas.microsoft.com/office/word/2010/wordprocessingCanvas" xmlns:cx="http://schemas.microsoft.com/office/drawing/2014/chartex" xmlns:cx1="http://schemas.microsoft.com/office/drawing/2015/9/8/chartex" xmlns:cx2="http://schemas.microsoft.com/office/drawing/2015/10/21/chartex" xmlns:cx3="http://schemas.microsoft.com/office/drawing/2016/5/9/chartex" xmlns:cx4="http://schemas.microsoft.com/office/drawing/2016/5/10/chartex" xmlns:cx5="http://schemas.microsoft.com/office/drawing/2016/5/11/chartex" xmlns:cx6="http://schemas.microsoft.com/office/drawing/2016/5/12/chartex" xmlns:cx7="http://schemas.microsoft.com/office/drawing/2016/5/13/chartex" xmlns:cx8="http://schemas.microsoft.com/office/drawing/2016/5/14/chartex" xmlns:mc="http://schemas.openxmlformats.org/markup-compatibility/2006" xmlns:aink="http://schemas.microsoft.com/office/drawing/2016/ink" xmlns:am3d="http://schemas.microsoft.com/office/drawing/2017/model3d" xmlns:o="urn:schemas-microsoft-com:office:office" xmlns:oel="http://schemas.microsoft.com/office/2019/extlst" xmlns:r="http://schemas.openxmlformats.org/officeDocument/2006/relationships" xmlns:m="http://schemas.openxmlformats.org/officeDocument/2006/math" xmlns:v="urn:schemas-microsoft-com:vml" xmlns:wp14="http://schemas.microsoft.com/office/word/2010/wordprocessingDrawing" xmlns:wp="http://schemas.openxmlformats.org/drawingml/2006/wordprocessingDrawing" xmlns:w10="urn:schemas-microsoft-com:office:word" xmlns:w="http://schemas.openxmlformats.org/wordprocessingml/2006/main" xmlns:w14="http://schemas.microsoft.com/office/word/2010/wordml" xmlns:w15="http://schemas.microsoft.com/office/word/2012/wordml" xmlns:w16cex="http://schemas.microsoft.com/office/word/2018/wordml/cex" xmlns:w16cid="http://schemas.microsoft.com/office/word/2016/wordml/cid" xmlns:w16="http://schemas.microsoft.com/office/word/2018/wordml" xmlns:w16du="http://schemas.microsoft.com/office/word/2023/wordml/word16du" xmlns:w16sdtdh="http://schemas.microsoft.com/office/word/2020/wordml/sdtdatahash" xmlns:w16sdtfl="http://schemas.microsoft.com/office/word/2024/wordml/sdtformatlock" xmlns:w16se="http://schemas.microsoft.com/office/word/2015/wordml/symex" xmlns:wpg="http://schemas.microsoft.com/office/word/2010/wordprocessingGroup" xmlns:wpi="http://schemas.microsoft.com/office/word/2010/wordprocessingInk" xmlns:wne="http://schemas.microsoft.com/office/word/2006/wordml" xmlns:wps="http://schemas.microsoft.com/office/word/2010/wordprocessingShape" mc:Ignorable="w14 w15 w16se w16cid w16 w16cex w16sdtdh w16sdtfl w16du wp14">
   <w:sdt>
     <w:sdtPr>
       <w:id w:val="759871401"/>
@@ -2799,24 +2707,27 @@
           <w:jc w:val="center"/>
         </w:pPr>
         <w:r>
+          <w:rPr>
+            <w:noProof/>
+          </w:rPr>
           <w:drawing>
-            <wp:inline wp14:editId="18F34762" wp14:anchorId="36C646A1">
+            <wp:inline distT="0" distB="0" distL="0" distR="0" wp14:anchorId="36C646A1" wp14:editId="18F34762">
               <wp:extent cx="4326262" cy="480696"/>
               <wp:effectExtent l="0" t="0" r="0" b="0"/>
-              <wp:docPr id="3" name="Picture 6" title=""/>
+              <wp:docPr id="3" name="Picture 6"/>
               <wp:cNvGraphicFramePr>
-                <a:graphicFrameLocks noChangeAspect="1"/>
+                <a:graphicFrameLocks xmlns:a="http://schemas.openxmlformats.org/drawingml/2006/main" noChangeAspect="1"/>
               </wp:cNvGraphicFramePr>
-              <a:graphic>
+              <a:graphic xmlns:a="http://schemas.openxmlformats.org/drawingml/2006/main">
                 <a:graphicData uri="http://schemas.openxmlformats.org/drawingml/2006/picture">
-                  <pic:pic>
+                  <pic:pic xmlns:pic="http://schemas.openxmlformats.org/drawingml/2006/picture">
                     <pic:nvPicPr>
                       <pic:cNvPr id="0" name="Picture 6"/>
                       <pic:cNvPicPr/>
                     </pic:nvPicPr>
                     <pic:blipFill>
-                      <a:blip r:embed="Rf3d4073ee17547c6">
-                        <a:extLst xmlns:a="http://schemas.openxmlformats.org/drawingml/2006/main">
+                      <a:blip r:embed="rId1">
+                        <a:extLst>
                           <a:ext uri="{28A0092B-C50C-407E-A947-70E740481C1C}">
                             <a14:useLocalDpi xmlns:a14="http://schemas.microsoft.com/office/drawing/2010/main" val="0"/>
                           </a:ext>
@@ -2827,7 +2738,7 @@
                       </a:stretch>
                     </pic:blipFill>
                     <pic:spPr>
-                      <a:xfrm rot="0" flipH="0" flipV="0">
+                      <a:xfrm>
                         <a:off x="0" y="0"/>
                         <a:ext cx="4326262" cy="480696"/>
                       </a:xfrm>
@@ -2924,7 +2835,7 @@
 </file>
 
 <file path=word/footer2.xml><?xml version="1.0" encoding="utf-8"?>
-<w:ftr xmlns:wpc="http://schemas.microsoft.com/office/word/2010/wordprocessingCanvas" xmlns:cx="http://schemas.microsoft.com/office/drawing/2014/chartex" xmlns:cx1="http://schemas.microsoft.com/office/drawing/2015/9/8/chartex" xmlns:cx2="http://schemas.microsoft.com/office/drawing/2015/10/21/chartex" xmlns:cx3="http://schemas.microsoft.com/office/drawing/2016/5/9/chartex" xmlns:cx4="http://schemas.microsoft.com/office/drawing/2016/5/10/chartex" xmlns:cx5="http://schemas.microsoft.com/office/drawing/2016/5/11/chartex" xmlns:cx6="http://schemas.microsoft.com/office/drawing/2016/5/12/chartex" xmlns:cx7="http://schemas.microsoft.com/office/drawing/2016/5/13/chartex" xmlns:cx8="http://schemas.microsoft.com/office/drawing/2016/5/14/chartex" xmlns:mc="http://schemas.openxmlformats.org/markup-compatibility/2006" xmlns:aink="http://schemas.microsoft.com/office/drawing/2016/ink" xmlns:am3d="http://schemas.microsoft.com/office/drawing/2017/model3d" xmlns:o="urn:schemas-microsoft-com:office:office" xmlns:oel="http://schemas.microsoft.com/office/2019/extlst" xmlns:r="http://schemas.openxmlformats.org/officeDocument/2006/relationships" xmlns:m="http://schemas.openxmlformats.org/officeDocument/2006/math" xmlns:v="urn:schemas-microsoft-com:vml" xmlns:wp14="http://schemas.microsoft.com/office/word/2010/wordprocessingDrawing" xmlns:wp="http://schemas.openxmlformats.org/drawingml/2006/wordprocessingDrawing" xmlns:w10="urn:schemas-microsoft-com:office:word" xmlns:w="http://schemas.openxmlformats.org/wordprocessingml/2006/main" xmlns:w14="http://schemas.microsoft.com/office/word/2010/wordml" xmlns:w15="http://schemas.microsoft.com/office/word/2012/wordml" xmlns:w16cex="http://schemas.microsoft.com/office/word/2018/wordml/cex" xmlns:w16cid="http://schemas.microsoft.com/office/word/2016/wordml/cid" xmlns:w16="http://schemas.microsoft.com/office/word/2018/wordml" xmlns:w16du="http://schemas.microsoft.com/office/word/2023/wordml/word16du" xmlns:w16sdtdh="http://schemas.microsoft.com/office/word/2020/wordml/sdtdatahash" xmlns:w16se="http://schemas.microsoft.com/office/word/2015/wordml/symex" xmlns:wpg="http://schemas.microsoft.com/office/word/2010/wordprocessingGroup" xmlns:wpi="http://schemas.microsoft.com/office/word/2010/wordprocessingInk" xmlns:wne="http://schemas.microsoft.com/office/word/2006/wordml" xmlns:wps="http://schemas.microsoft.com/office/word/2010/wordprocessingShape" xmlns:a="http://schemas.openxmlformats.org/drawingml/2006/main" xmlns:pic="http://schemas.openxmlformats.org/drawingml/2006/picture" xmlns:a14="http://schemas.microsoft.com/office/drawing/2010/main" mc:Ignorable="w14 w15 w16se w16cid w16 w16cex w16sdtdh w16du wp14">
+<w:ftr xmlns:wpc="http://schemas.microsoft.com/office/word/2010/wordprocessingCanvas" xmlns:cx="http://schemas.microsoft.com/office/drawing/2014/chartex" xmlns:cx1="http://schemas.microsoft.com/office/drawing/2015/9/8/chartex" xmlns:cx2="http://schemas.microsoft.com/office/drawing/2015/10/21/chartex" xmlns:cx3="http://schemas.microsoft.com/office/drawing/2016/5/9/chartex" xmlns:cx4="http://schemas.microsoft.com/office/drawing/2016/5/10/chartex" xmlns:cx5="http://schemas.microsoft.com/office/drawing/2016/5/11/chartex" xmlns:cx6="http://schemas.microsoft.com/office/drawing/2016/5/12/chartex" xmlns:cx7="http://schemas.microsoft.com/office/drawing/2016/5/13/chartex" xmlns:cx8="http://schemas.microsoft.com/office/drawing/2016/5/14/chartex" xmlns:mc="http://schemas.openxmlformats.org/markup-compatibility/2006" xmlns:aink="http://schemas.microsoft.com/office/drawing/2016/ink" xmlns:am3d="http://schemas.microsoft.com/office/drawing/2017/model3d" xmlns:o="urn:schemas-microsoft-com:office:office" xmlns:oel="http://schemas.microsoft.com/office/2019/extlst" xmlns:r="http://schemas.openxmlformats.org/officeDocument/2006/relationships" xmlns:m="http://schemas.openxmlformats.org/officeDocument/2006/math" xmlns:v="urn:schemas-microsoft-com:vml" xmlns:wp14="http://schemas.microsoft.com/office/word/2010/wordprocessingDrawing" xmlns:wp="http://schemas.openxmlformats.org/drawingml/2006/wordprocessingDrawing" xmlns:w10="urn:schemas-microsoft-com:office:word" xmlns:w="http://schemas.openxmlformats.org/wordprocessingml/2006/main" xmlns:w14="http://schemas.microsoft.com/office/word/2010/wordml" xmlns:w15="http://schemas.microsoft.com/office/word/2012/wordml" xmlns:w16cex="http://schemas.microsoft.com/office/word/2018/wordml/cex" xmlns:w16cid="http://schemas.microsoft.com/office/word/2016/wordml/cid" xmlns:w16="http://schemas.microsoft.com/office/word/2018/wordml" xmlns:w16du="http://schemas.microsoft.com/office/word/2023/wordml/word16du" xmlns:w16sdtdh="http://schemas.microsoft.com/office/word/2020/wordml/sdtdatahash" xmlns:w16sdtfl="http://schemas.microsoft.com/office/word/2024/wordml/sdtformatlock" xmlns:w16se="http://schemas.microsoft.com/office/word/2015/wordml/symex" xmlns:wpg="http://schemas.microsoft.com/office/word/2010/wordprocessingGroup" xmlns:wpi="http://schemas.microsoft.com/office/word/2010/wordprocessingInk" xmlns:wne="http://schemas.microsoft.com/office/word/2006/wordml" xmlns:wps="http://schemas.microsoft.com/office/word/2010/wordprocessingShape" mc:Ignorable="w14 w15 w16se w16cid w16 w16cex w16sdtdh w16sdtfl w16du wp14">
   <w:p>
     <w:pPr>
       <w:pStyle w:val="Footer"/>
@@ -2932,24 +2843,27 @@
       <w:jc w:val="center"/>
     </w:pPr>
     <w:r>
+      <w:rPr>
+        <w:noProof/>
+      </w:rPr>
       <w:drawing>
-        <wp:inline wp14:editId="611B6BD2" wp14:anchorId="3D3712A5">
+        <wp:inline distT="0" distB="0" distL="0" distR="0" wp14:anchorId="3D3712A5" wp14:editId="611B6BD2">
           <wp:extent cx="4326262" cy="480696"/>
           <wp:effectExtent l="0" t="0" r="0" b="0"/>
-          <wp:docPr id="4" name="Picture 1" title=""/>
+          <wp:docPr id="4" name="Picture 1"/>
           <wp:cNvGraphicFramePr>
-            <a:graphicFrameLocks noChangeAspect="1"/>
+            <a:graphicFrameLocks xmlns:a="http://schemas.openxmlformats.org/drawingml/2006/main" noChangeAspect="1"/>
           </wp:cNvGraphicFramePr>
-          <a:graphic>
+          <a:graphic xmlns:a="http://schemas.openxmlformats.org/drawingml/2006/main">
             <a:graphicData uri="http://schemas.openxmlformats.org/drawingml/2006/picture">
-              <pic:pic>
+              <pic:pic xmlns:pic="http://schemas.openxmlformats.org/drawingml/2006/picture">
                 <pic:nvPicPr>
                   <pic:cNvPr id="0" name="Picture 1"/>
                   <pic:cNvPicPr/>
                 </pic:nvPicPr>
                 <pic:blipFill>
-                  <a:blip r:embed="R0452072464a54dae">
-                    <a:extLst xmlns:a="http://schemas.openxmlformats.org/drawingml/2006/main">
+                  <a:blip r:embed="rId1">
+                    <a:extLst>
                       <a:ext uri="{28A0092B-C50C-407E-A947-70E740481C1C}">
                         <a14:useLocalDpi xmlns:a14="http://schemas.microsoft.com/office/drawing/2010/main" val="0"/>
                       </a:ext>
@@ -2960,7 +2874,7 @@
                   </a:stretch>
                 </pic:blipFill>
                 <pic:spPr>
-                  <a:xfrm rot="0" flipH="0" flipV="0">
+                  <a:xfrm>
                     <a:off x="0" y="0"/>
                     <a:ext cx="4326262" cy="480696"/>
                   </a:xfrm>
@@ -3055,7 +2969,7 @@
 </file>
 
 <file path=word/footnotes.xml><?xml version="1.0" encoding="utf-8"?>
-<w:footnotes xmlns:wpc="http://schemas.microsoft.com/office/word/2010/wordprocessingCanvas" xmlns:cx="http://schemas.microsoft.com/office/drawing/2014/chartex" xmlns:cx1="http://schemas.microsoft.com/office/drawing/2015/9/8/chartex" xmlns:cx2="http://schemas.microsoft.com/office/drawing/2015/10/21/chartex" xmlns:cx3="http://schemas.microsoft.com/office/drawing/2016/5/9/chartex" xmlns:cx4="http://schemas.microsoft.com/office/drawing/2016/5/10/chartex" xmlns:cx5="http://schemas.microsoft.com/office/drawing/2016/5/11/chartex" xmlns:cx6="http://schemas.microsoft.com/office/drawing/2016/5/12/chartex" xmlns:cx7="http://schemas.microsoft.com/office/drawing/2016/5/13/chartex" xmlns:cx8="http://schemas.microsoft.com/office/drawing/2016/5/14/chartex" xmlns:mc="http://schemas.openxmlformats.org/markup-compatibility/2006" xmlns:aink="http://schemas.microsoft.com/office/drawing/2016/ink" xmlns:am3d="http://schemas.microsoft.com/office/drawing/2017/model3d" xmlns:o="urn:schemas-microsoft-com:office:office" xmlns:oel="http://schemas.microsoft.com/office/2019/extlst" xmlns:r="http://schemas.openxmlformats.org/officeDocument/2006/relationships" xmlns:m="http://schemas.openxmlformats.org/officeDocument/2006/math" xmlns:v="urn:schemas-microsoft-com:vml" xmlns:wp14="http://schemas.microsoft.com/office/word/2010/wordprocessingDrawing" xmlns:wp="http://schemas.openxmlformats.org/drawingml/2006/wordprocessingDrawing" xmlns:w10="urn:schemas-microsoft-com:office:word" xmlns:w="http://schemas.openxmlformats.org/wordprocessingml/2006/main" xmlns:w14="http://schemas.microsoft.com/office/word/2010/wordml" xmlns:w15="http://schemas.microsoft.com/office/word/2012/wordml" xmlns:w16cex="http://schemas.microsoft.com/office/word/2018/wordml/cex" xmlns:w16cid="http://schemas.microsoft.com/office/word/2016/wordml/cid" xmlns:w16="http://schemas.microsoft.com/office/word/2018/wordml" xmlns:w16du="http://schemas.microsoft.com/office/word/2023/wordml/word16du" xmlns:w16sdtdh="http://schemas.microsoft.com/office/word/2020/wordml/sdtdatahash" xmlns:w16se="http://schemas.microsoft.com/office/word/2015/wordml/symex" xmlns:wpg="http://schemas.microsoft.com/office/word/2010/wordprocessingGroup" xmlns:wpi="http://schemas.microsoft.com/office/word/2010/wordprocessingInk" xmlns:wne="http://schemas.microsoft.com/office/word/2006/wordml" xmlns:wps="http://schemas.microsoft.com/office/word/2010/wordprocessingShape" mc:Ignorable="w14 w15 w16se w16cid w16 w16cex w16sdtdh w16du wp14">
+<w:footnotes xmlns:wpc="http://schemas.microsoft.com/office/word/2010/wordprocessingCanvas" xmlns:cx="http://schemas.microsoft.com/office/drawing/2014/chartex" xmlns:cx1="http://schemas.microsoft.com/office/drawing/2015/9/8/chartex" xmlns:cx2="http://schemas.microsoft.com/office/drawing/2015/10/21/chartex" xmlns:cx3="http://schemas.microsoft.com/office/drawing/2016/5/9/chartex" xmlns:cx4="http://schemas.microsoft.com/office/drawing/2016/5/10/chartex" xmlns:cx5="http://schemas.microsoft.com/office/drawing/2016/5/11/chartex" xmlns:cx6="http://schemas.microsoft.com/office/drawing/2016/5/12/chartex" xmlns:cx7="http://schemas.microsoft.com/office/drawing/2016/5/13/chartex" xmlns:cx8="http://schemas.microsoft.com/office/drawing/2016/5/14/chartex" xmlns:mc="http://schemas.openxmlformats.org/markup-compatibility/2006" xmlns:aink="http://schemas.microsoft.com/office/drawing/2016/ink" xmlns:am3d="http://schemas.microsoft.com/office/drawing/2017/model3d" xmlns:o="urn:schemas-microsoft-com:office:office" xmlns:oel="http://schemas.microsoft.com/office/2019/extlst" xmlns:r="http://schemas.openxmlformats.org/officeDocument/2006/relationships" xmlns:m="http://schemas.openxmlformats.org/officeDocument/2006/math" xmlns:v="urn:schemas-microsoft-com:vml" xmlns:wp14="http://schemas.microsoft.com/office/word/2010/wordprocessingDrawing" xmlns:wp="http://schemas.openxmlformats.org/drawingml/2006/wordprocessingDrawing" xmlns:w10="urn:schemas-microsoft-com:office:word" xmlns:w="http://schemas.openxmlformats.org/wordprocessingml/2006/main" xmlns:w14="http://schemas.microsoft.com/office/word/2010/wordml" xmlns:w15="http://schemas.microsoft.com/office/word/2012/wordml" xmlns:w16cex="http://schemas.microsoft.com/office/word/2018/wordml/cex" xmlns:w16cid="http://schemas.microsoft.com/office/word/2016/wordml/cid" xmlns:w16="http://schemas.microsoft.com/office/word/2018/wordml" xmlns:w16du="http://schemas.microsoft.com/office/word/2023/wordml/word16du" xmlns:w16sdtdh="http://schemas.microsoft.com/office/word/2020/wordml/sdtdatahash" xmlns:w16sdtfl="http://schemas.microsoft.com/office/word/2024/wordml/sdtformatlock" xmlns:w16se="http://schemas.microsoft.com/office/word/2015/wordml/symex" xmlns:wpg="http://schemas.microsoft.com/office/word/2010/wordprocessingGroup" xmlns:wpi="http://schemas.microsoft.com/office/word/2010/wordprocessingInk" xmlns:wne="http://schemas.microsoft.com/office/word/2006/wordml" xmlns:wps="http://schemas.microsoft.com/office/word/2010/wordprocessingShape" mc:Ignorable="w14 w15 w16se w16cid w16 w16cex w16sdtdh w16sdtfl w16du wp14">
   <w:footnote w:type="separator" w:id="-1">
     <w:p>
       <w:pPr>
@@ -3087,21 +3001,21 @@
 </file>
 
 <file path=word/header1.xml><?xml version="1.0" encoding="utf-8"?>
-<w:hdr xmlns:wpc="http://schemas.microsoft.com/office/word/2010/wordprocessingCanvas" xmlns:cx="http://schemas.microsoft.com/office/drawing/2014/chartex" xmlns:cx1="http://schemas.microsoft.com/office/drawing/2015/9/8/chartex" xmlns:cx2="http://schemas.microsoft.com/office/drawing/2015/10/21/chartex" xmlns:cx3="http://schemas.microsoft.com/office/drawing/2016/5/9/chartex" xmlns:cx4="http://schemas.microsoft.com/office/drawing/2016/5/10/chartex" xmlns:cx5="http://schemas.microsoft.com/office/drawing/2016/5/11/chartex" xmlns:cx6="http://schemas.microsoft.com/office/drawing/2016/5/12/chartex" xmlns:cx7="http://schemas.microsoft.com/office/drawing/2016/5/13/chartex" xmlns:cx8="http://schemas.microsoft.com/office/drawing/2016/5/14/chartex" xmlns:mc="http://schemas.openxmlformats.org/markup-compatibility/2006" xmlns:aink="http://schemas.microsoft.com/office/drawing/2016/ink" xmlns:am3d="http://schemas.microsoft.com/office/drawing/2017/model3d" xmlns:o="urn:schemas-microsoft-com:office:office" xmlns:oel="http://schemas.microsoft.com/office/2019/extlst" xmlns:r="http://schemas.openxmlformats.org/officeDocument/2006/relationships" xmlns:m="http://schemas.openxmlformats.org/officeDocument/2006/math" xmlns:v="urn:schemas-microsoft-com:vml" xmlns:wp14="http://schemas.microsoft.com/office/word/2010/wordprocessingDrawing" xmlns:wp="http://schemas.openxmlformats.org/drawingml/2006/wordprocessingDrawing" xmlns:w10="urn:schemas-microsoft-com:office:word" xmlns:w="http://schemas.openxmlformats.org/wordprocessingml/2006/main" xmlns:w14="http://schemas.microsoft.com/office/word/2010/wordml" xmlns:w15="http://schemas.microsoft.com/office/word/2012/wordml" xmlns:w16cex="http://schemas.microsoft.com/office/word/2018/wordml/cex" xmlns:w16cid="http://schemas.microsoft.com/office/word/2016/wordml/cid" xmlns:w16="http://schemas.microsoft.com/office/word/2018/wordml" xmlns:w16du="http://schemas.microsoft.com/office/word/2023/wordml/word16du" xmlns:w16sdtdh="http://schemas.microsoft.com/office/word/2020/wordml/sdtdatahash" xmlns:w16se="http://schemas.microsoft.com/office/word/2015/wordml/symex" xmlns:wpg="http://schemas.microsoft.com/office/word/2010/wordprocessingGroup" xmlns:wpi="http://schemas.microsoft.com/office/word/2010/wordprocessingInk" xmlns:wne="http://schemas.microsoft.com/office/word/2006/wordml" xmlns:wps="http://schemas.microsoft.com/office/word/2010/wordprocessingShape" mc:Ignorable="w14 w15 w16se w16cid w16 w16cex w16sdtdh w16du wp14">
+<w:hdr xmlns:wpc="http://schemas.microsoft.com/office/word/2010/wordprocessingCanvas" xmlns:cx="http://schemas.microsoft.com/office/drawing/2014/chartex" xmlns:cx1="http://schemas.microsoft.com/office/drawing/2015/9/8/chartex" xmlns:cx2="http://schemas.microsoft.com/office/drawing/2015/10/21/chartex" xmlns:cx3="http://schemas.microsoft.com/office/drawing/2016/5/9/chartex" xmlns:cx4="http://schemas.microsoft.com/office/drawing/2016/5/10/chartex" xmlns:cx5="http://schemas.microsoft.com/office/drawing/2016/5/11/chartex" xmlns:cx6="http://schemas.microsoft.com/office/drawing/2016/5/12/chartex" xmlns:cx7="http://schemas.microsoft.com/office/drawing/2016/5/13/chartex" xmlns:cx8="http://schemas.microsoft.com/office/drawing/2016/5/14/chartex" xmlns:mc="http://schemas.openxmlformats.org/markup-compatibility/2006" xmlns:aink="http://schemas.microsoft.com/office/drawing/2016/ink" xmlns:am3d="http://schemas.microsoft.com/office/drawing/2017/model3d" xmlns:o="urn:schemas-microsoft-com:office:office" xmlns:oel="http://schemas.microsoft.com/office/2019/extlst" xmlns:r="http://schemas.openxmlformats.org/officeDocument/2006/relationships" xmlns:m="http://schemas.openxmlformats.org/officeDocument/2006/math" xmlns:v="urn:schemas-microsoft-com:vml" xmlns:wp14="http://schemas.microsoft.com/office/word/2010/wordprocessingDrawing" xmlns:wp="http://schemas.openxmlformats.org/drawingml/2006/wordprocessingDrawing" xmlns:w10="urn:schemas-microsoft-com:office:word" xmlns:w="http://schemas.openxmlformats.org/wordprocessingml/2006/main" xmlns:w14="http://schemas.microsoft.com/office/word/2010/wordml" xmlns:w15="http://schemas.microsoft.com/office/word/2012/wordml" xmlns:w16cex="http://schemas.microsoft.com/office/word/2018/wordml/cex" xmlns:w16cid="http://schemas.microsoft.com/office/word/2016/wordml/cid" xmlns:w16="http://schemas.microsoft.com/office/word/2018/wordml" xmlns:w16du="http://schemas.microsoft.com/office/word/2023/wordml/word16du" xmlns:w16sdtdh="http://schemas.microsoft.com/office/word/2020/wordml/sdtdatahash" xmlns:w16sdtfl="http://schemas.microsoft.com/office/word/2024/wordml/sdtformatlock" xmlns:w16se="http://schemas.microsoft.com/office/word/2015/wordml/symex" xmlns:wpg="http://schemas.microsoft.com/office/word/2010/wordprocessingGroup" xmlns:wpi="http://schemas.microsoft.com/office/word/2010/wordprocessingInk" xmlns:wne="http://schemas.microsoft.com/office/word/2006/wordml" xmlns:wps="http://schemas.microsoft.com/office/word/2010/wordprocessingShape" mc:Ignorable="w14 w15 w16se w16cid w16 w16cex w16sdtdh w16sdtfl w16du wp14">
   <w:p>
     <w:pPr>
       <w:pStyle w:val="Header"/>
       <w:rPr>
-        <w:rFonts w:ascii="Times New Roman" w:hAnsi="Times New Roman" w:eastAsia="游ゴシック Light" w:cs="Times New Roman" w:eastAsiaTheme="majorEastAsia"/>
+        <w:rFonts w:ascii="Times New Roman" w:eastAsiaTheme="majorEastAsia" w:hAnsi="Times New Roman" w:cs="Times New Roman"/>
         <w:sz w:val="24"/>
         <w:szCs w:val="24"/>
       </w:rPr>
     </w:pPr>
     <w:r>
       <w:rPr>
-        <w:rFonts w:ascii="Times New Roman" w:hAnsi="Times New Roman" w:eastAsia="游ゴシック Light" w:cs="Times New Roman" w:eastAsiaTheme="majorEastAsia"/>
-        <w:i w:val="1"/>
-        <w:iCs w:val="1"/>
+        <w:rFonts w:ascii="Times New Roman" w:eastAsiaTheme="majorEastAsia" w:hAnsi="Times New Roman" w:cs="Times New Roman"/>
+        <w:i/>
+        <w:iCs/>
         <w:sz w:val="24"/>
         <w:szCs w:val="24"/>
       </w:rPr>
@@ -3109,9 +3023,9 @@
     </w:r>
     <w:r>
       <w:rPr>
-        <w:rFonts w:ascii="Times New Roman" w:hAnsi="Times New Roman" w:eastAsia="游ゴシック Light" w:cs="Times New Roman" w:eastAsiaTheme="majorEastAsia"/>
-        <w:i w:val="1"/>
-        <w:iCs w:val="1"/>
+        <w:rFonts w:ascii="Times New Roman" w:eastAsiaTheme="majorEastAsia" w:hAnsi="Times New Roman" w:cs="Times New Roman"/>
+        <w:i/>
+        <w:iCs/>
         <w:sz w:val="24"/>
         <w:szCs w:val="24"/>
       </w:rPr>
@@ -3119,51 +3033,33 @@
     </w:r>
     <w:r>
       <w:rPr>
-        <w:rFonts w:ascii="Times New Roman" w:hAnsi="Times New Roman" w:eastAsia="游ゴシック Light" w:cs="Times New Roman" w:eastAsiaTheme="majorEastAsia"/>
-        <w:i w:val="1"/>
-        <w:iCs w:val="1"/>
+        <w:rFonts w:ascii="Times New Roman" w:eastAsiaTheme="majorEastAsia" w:hAnsi="Times New Roman" w:cs="Times New Roman"/>
+        <w:i/>
+        <w:iCs/>
         <w:sz w:val="24"/>
         <w:szCs w:val="24"/>
       </w:rPr>
-      <w:t xml:space="preserve">Post-Implementation </w:t>
+      <w:t xml:space="preserve">Post-Implementation Report </w:t>
     </w:r>
     <w:r>
       <w:rPr>
-        <w:rFonts w:ascii="Times New Roman" w:hAnsi="Times New Roman" w:eastAsia="游ゴシック Light" w:cs="Times New Roman" w:eastAsiaTheme="majorEastAsia"/>
-        <w:i w:val="1"/>
-        <w:iCs w:val="1"/>
+        <w:rFonts w:ascii="Times New Roman" w:eastAsiaTheme="majorEastAsia" w:hAnsi="Times New Roman" w:cs="Times New Roman"/>
         <w:sz w:val="24"/>
         <w:szCs w:val="24"/>
       </w:rPr>
-      <w:t xml:space="preserve">Report </w:t>
+      <w:ptab w:relativeTo="margin" w:alignment="right" w:leader="none"/>
     </w:r>
     <w:r>
       <w:rPr>
-        <w:rFonts w:ascii="Times New Roman" w:hAnsi="Times New Roman" w:cs="Times New Roman" w:eastAsiaTheme="majorEastAsia"/>
+        <w:rFonts w:ascii="Times New Roman" w:eastAsiaTheme="majorEastAsia" w:hAnsi="Times New Roman" w:cs="Times New Roman"/>
         <w:sz w:val="24"/>
         <w:szCs w:val="24"/>
       </w:rPr>
-      <w:ptab w:alignment="right" w:relativeTo="margin" w:leader="none"/>
+      <w:t xml:space="preserve">IT Capstone </w:t>
     </w:r>
     <w:r>
       <w:rPr>
-        <w:rFonts w:ascii="Times New Roman" w:hAnsi="Times New Roman" w:eastAsia="游ゴシック Light" w:cs="Times New Roman" w:eastAsiaTheme="majorEastAsia"/>
-        <w:sz w:val="24"/>
-        <w:szCs w:val="24"/>
-      </w:rPr>
-      <w:t xml:space="preserve">IT</w:t>
-    </w:r>
-    <w:r>
-      <w:rPr>
-        <w:rFonts w:ascii="Times New Roman" w:hAnsi="Times New Roman" w:eastAsia="游ゴシック Light" w:cs="Times New Roman" w:eastAsiaTheme="majorEastAsia"/>
-        <w:sz w:val="24"/>
-        <w:szCs w:val="24"/>
-      </w:rPr>
-      <w:t xml:space="preserve"> Capstone </w:t>
-    </w:r>
-    <w:r>
-      <w:rPr>
-        <w:rFonts w:ascii="Times New Roman" w:hAnsi="Times New Roman" w:eastAsia="游ゴシック Light" w:cs="Times New Roman" w:eastAsiaTheme="majorEastAsia"/>
+        <w:rFonts w:ascii="Times New Roman" w:eastAsiaTheme="majorEastAsia" w:hAnsi="Times New Roman" w:cs="Times New Roman"/>
         <w:sz w:val="24"/>
         <w:szCs w:val="24"/>
       </w:rPr>
@@ -3171,7 +3067,7 @@
     </w:r>
     <w:r>
       <w:rPr>
-        <w:rFonts w:ascii="Times New Roman" w:hAnsi="Times New Roman" w:eastAsia="游ゴシック Light" w:cs="Times New Roman" w:eastAsiaTheme="majorEastAsia"/>
+        <w:rFonts w:ascii="Times New Roman" w:eastAsiaTheme="majorEastAsia" w:hAnsi="Times New Roman" w:cs="Times New Roman"/>
         <w:sz w:val="24"/>
         <w:szCs w:val="24"/>
       </w:rPr>
@@ -3183,16 +3079,16 @@
 </file>
 
 <file path=word/header2.xml><?xml version="1.0" encoding="utf-8"?>
-<w:hdr xmlns:wpc="http://schemas.microsoft.com/office/word/2010/wordprocessingCanvas" xmlns:cx="http://schemas.microsoft.com/office/drawing/2014/chartex" xmlns:cx1="http://schemas.microsoft.com/office/drawing/2015/9/8/chartex" xmlns:cx2="http://schemas.microsoft.com/office/drawing/2015/10/21/chartex" xmlns:cx3="http://schemas.microsoft.com/office/drawing/2016/5/9/chartex" xmlns:cx4="http://schemas.microsoft.com/office/drawing/2016/5/10/chartex" xmlns:cx5="http://schemas.microsoft.com/office/drawing/2016/5/11/chartex" xmlns:cx6="http://schemas.microsoft.com/office/drawing/2016/5/12/chartex" xmlns:cx7="http://schemas.microsoft.com/office/drawing/2016/5/13/chartex" xmlns:cx8="http://schemas.microsoft.com/office/drawing/2016/5/14/chartex" xmlns:mc="http://schemas.openxmlformats.org/markup-compatibility/2006" xmlns:aink="http://schemas.microsoft.com/office/drawing/2016/ink" xmlns:am3d="http://schemas.microsoft.com/office/drawing/2017/model3d" xmlns:o="urn:schemas-microsoft-com:office:office" xmlns:oel="http://schemas.microsoft.com/office/2019/extlst" xmlns:r="http://schemas.openxmlformats.org/officeDocument/2006/relationships" xmlns:m="http://schemas.openxmlformats.org/officeDocument/2006/math" xmlns:v="urn:schemas-microsoft-com:vml" xmlns:wp14="http://schemas.microsoft.com/office/word/2010/wordprocessingDrawing" xmlns:wp="http://schemas.openxmlformats.org/drawingml/2006/wordprocessingDrawing" xmlns:w10="urn:schemas-microsoft-com:office:word" xmlns:w="http://schemas.openxmlformats.org/wordprocessingml/2006/main" xmlns:w14="http://schemas.microsoft.com/office/word/2010/wordml" xmlns:w15="http://schemas.microsoft.com/office/word/2012/wordml" xmlns:w16cex="http://schemas.microsoft.com/office/word/2018/wordml/cex" xmlns:w16cid="http://schemas.microsoft.com/office/word/2016/wordml/cid" xmlns:w16="http://schemas.microsoft.com/office/word/2018/wordml" xmlns:w16du="http://schemas.microsoft.com/office/word/2023/wordml/word16du" xmlns:w16sdtdh="http://schemas.microsoft.com/office/word/2020/wordml/sdtdatahash" xmlns:w16se="http://schemas.microsoft.com/office/word/2015/wordml/symex" xmlns:wpg="http://schemas.microsoft.com/office/word/2010/wordprocessingGroup" xmlns:wpi="http://schemas.microsoft.com/office/word/2010/wordprocessingInk" xmlns:wne="http://schemas.microsoft.com/office/word/2006/wordml" xmlns:wps="http://schemas.microsoft.com/office/word/2010/wordprocessingShape" mc:Ignorable="w14 w15 w16se w16cid w16 w16cex w16sdtdh w16du wp14">
+<w:hdr xmlns:wpc="http://schemas.microsoft.com/office/word/2010/wordprocessingCanvas" xmlns:cx="http://schemas.microsoft.com/office/drawing/2014/chartex" xmlns:cx1="http://schemas.microsoft.com/office/drawing/2015/9/8/chartex" xmlns:cx2="http://schemas.microsoft.com/office/drawing/2015/10/21/chartex" xmlns:cx3="http://schemas.microsoft.com/office/drawing/2016/5/9/chartex" xmlns:cx4="http://schemas.microsoft.com/office/drawing/2016/5/10/chartex" xmlns:cx5="http://schemas.microsoft.com/office/drawing/2016/5/11/chartex" xmlns:cx6="http://schemas.microsoft.com/office/drawing/2016/5/12/chartex" xmlns:cx7="http://schemas.microsoft.com/office/drawing/2016/5/13/chartex" xmlns:cx8="http://schemas.microsoft.com/office/drawing/2016/5/14/chartex" xmlns:mc="http://schemas.openxmlformats.org/markup-compatibility/2006" xmlns:aink="http://schemas.microsoft.com/office/drawing/2016/ink" xmlns:am3d="http://schemas.microsoft.com/office/drawing/2017/model3d" xmlns:o="urn:schemas-microsoft-com:office:office" xmlns:oel="http://schemas.microsoft.com/office/2019/extlst" xmlns:r="http://schemas.openxmlformats.org/officeDocument/2006/relationships" xmlns:m="http://schemas.openxmlformats.org/officeDocument/2006/math" xmlns:v="urn:schemas-microsoft-com:vml" xmlns:wp14="http://schemas.microsoft.com/office/word/2010/wordprocessingDrawing" xmlns:wp="http://schemas.openxmlformats.org/drawingml/2006/wordprocessingDrawing" xmlns:w10="urn:schemas-microsoft-com:office:word" xmlns:w="http://schemas.openxmlformats.org/wordprocessingml/2006/main" xmlns:w14="http://schemas.microsoft.com/office/word/2010/wordml" xmlns:w15="http://schemas.microsoft.com/office/word/2012/wordml" xmlns:w16cex="http://schemas.microsoft.com/office/word/2018/wordml/cex" xmlns:w16cid="http://schemas.microsoft.com/office/word/2016/wordml/cid" xmlns:w16="http://schemas.microsoft.com/office/word/2018/wordml" xmlns:w16du="http://schemas.microsoft.com/office/word/2023/wordml/word16du" xmlns:w16sdtdh="http://schemas.microsoft.com/office/word/2020/wordml/sdtdatahash" xmlns:w16sdtfl="http://schemas.microsoft.com/office/word/2024/wordml/sdtformatlock" xmlns:w16se="http://schemas.microsoft.com/office/word/2015/wordml/symex" xmlns:wpg="http://schemas.microsoft.com/office/word/2010/wordprocessingGroup" xmlns:wpi="http://schemas.microsoft.com/office/word/2010/wordprocessingInk" xmlns:wne="http://schemas.microsoft.com/office/word/2006/wordml" xmlns:wps="http://schemas.microsoft.com/office/word/2010/wordprocessingShape" mc:Ignorable="w14 w15 w16se w16cid w16 w16cex w16sdtdh w16sdtfl w16du wp14">
   <w:p>
     <w:pPr>
       <w:pStyle w:val="Header"/>
     </w:pPr>
     <w:r>
       <w:rPr>
-        <w:rFonts w:ascii="Verdana" w:hAnsi="Verdana" w:eastAsia="游ゴシック Light" w:cs="Times New Roman" w:eastAsiaTheme="majorEastAsia" w:cstheme="majorBidi"/>
-        <w:i w:val="1"/>
-        <w:iCs w:val="1"/>
+        <w:rFonts w:ascii="Verdana" w:eastAsiaTheme="majorEastAsia" w:hAnsi="Verdana" w:cstheme="majorBidi"/>
+        <w:i/>
+        <w:iCs/>
         <w:sz w:val="20"/>
         <w:szCs w:val="20"/>
       </w:rPr>
@@ -3204,92 +3100,7 @@
 </file>
 
 <file path=word/numbering.xml><?xml version="1.0" encoding="utf-8"?>
-<w:numbering xmlns:wpc="http://schemas.microsoft.com/office/word/2010/wordprocessingCanvas" xmlns:cx="http://schemas.microsoft.com/office/drawing/2014/chartex" xmlns:cx1="http://schemas.microsoft.com/office/drawing/2015/9/8/chartex" xmlns:cx2="http://schemas.microsoft.com/office/drawing/2015/10/21/chartex" xmlns:cx3="http://schemas.microsoft.com/office/drawing/2016/5/9/chartex" xmlns:cx4="http://schemas.microsoft.com/office/drawing/2016/5/10/chartex" xmlns:cx5="http://schemas.microsoft.com/office/drawing/2016/5/11/chartex" xmlns:cx6="http://schemas.microsoft.com/office/drawing/2016/5/12/chartex" xmlns:cx7="http://schemas.microsoft.com/office/drawing/2016/5/13/chartex" xmlns:cx8="http://schemas.microsoft.com/office/drawing/2016/5/14/chartex" xmlns:mc="http://schemas.openxmlformats.org/markup-compatibility/2006" xmlns:aink="http://schemas.microsoft.com/office/drawing/2016/ink" xmlns:am3d="http://schemas.microsoft.com/office/drawing/2017/model3d" xmlns:o="urn:schemas-microsoft-com:office:office" xmlns:oel="http://schemas.microsoft.com/office/2019/extlst" xmlns:r="http://schemas.openxmlformats.org/officeDocument/2006/relationships" xmlns:m="http://schemas.openxmlformats.org/officeDocument/2006/math" xmlns:v="urn:schemas-microsoft-com:vml" xmlns:wp14="http://schemas.microsoft.com/office/word/2010/wordprocessingDrawing" xmlns:wp="http://schemas.openxmlformats.org/drawingml/2006/wordprocessingDrawing" xmlns:w10="urn:schemas-microsoft-com:office:word" xmlns:w="http://schemas.openxmlformats.org/wordprocessingml/2006/main" xmlns:w14="http://schemas.microsoft.com/office/word/2010/wordml" xmlns:w15="http://schemas.microsoft.com/office/word/2012/wordml" xmlns:w16cex="http://schemas.microsoft.com/office/word/2018/wordml/cex" xmlns:w16cid="http://schemas.microsoft.com/office/word/2016/wordml/cid" xmlns:w16="http://schemas.microsoft.com/office/word/2018/wordml" xmlns:w16du="http://schemas.microsoft.com/office/word/2023/wordml/word16du" xmlns:w16sdtdh="http://schemas.microsoft.com/office/word/2020/wordml/sdtdatahash" xmlns:w16se="http://schemas.microsoft.com/office/word/2015/wordml/symex" xmlns:wpg="http://schemas.microsoft.com/office/word/2010/wordprocessingGroup" xmlns:wpi="http://schemas.microsoft.com/office/word/2010/wordprocessingInk" xmlns:wne="http://schemas.microsoft.com/office/word/2006/wordml" xmlns:wps="http://schemas.microsoft.com/office/word/2010/wordprocessingShape" mc:Ignorable="w14 w15 w16se w16cid w16 w16cex w16sdtdh w16du wp14">
-  <w:abstractNum xmlns:w="http://schemas.openxmlformats.org/wordprocessingml/2006/main" w:abstractNumId="3">
-    <w:nsid w:val="4a6b5d0a"/>
-    <w:multiLevelType xmlns:w="http://schemas.openxmlformats.org/wordprocessingml/2006/main" w:val="hybridMultilevel"/>
-    <w:lvl xmlns:w="http://schemas.openxmlformats.org/wordprocessingml/2006/main" w:ilvl="0">
-      <w:start w:val="1"/>
-      <w:numFmt w:val="lowerLetter"/>
-      <w:lvlText w:val="%1."/>
-      <w:lvlJc w:val="left"/>
-      <w:pPr>
-        <w:ind w:left="1800" w:hanging="360"/>
-      </w:pPr>
-    </w:lvl>
-    <w:lvl xmlns:w="http://schemas.openxmlformats.org/wordprocessingml/2006/main" w:ilvl="1">
-      <w:start w:val="1"/>
-      <w:numFmt w:val="lowerLetter"/>
-      <w:lvlText w:val="%2."/>
-      <w:lvlJc w:val="left"/>
-      <w:pPr>
-        <w:ind w:left="2520" w:hanging="360"/>
-      </w:pPr>
-    </w:lvl>
-    <w:lvl xmlns:w="http://schemas.openxmlformats.org/wordprocessingml/2006/main" w:ilvl="2">
-      <w:start w:val="1"/>
-      <w:numFmt w:val="lowerRoman"/>
-      <w:lvlText w:val="%3."/>
-      <w:lvlJc w:val="right"/>
-      <w:pPr>
-        <w:ind w:left="3240" w:hanging="180"/>
-      </w:pPr>
-    </w:lvl>
-    <w:lvl xmlns:w="http://schemas.openxmlformats.org/wordprocessingml/2006/main" w:ilvl="3">
-      <w:start w:val="1"/>
-      <w:numFmt w:val="decimal"/>
-      <w:lvlText w:val="%4."/>
-      <w:lvlJc w:val="left"/>
-      <w:pPr>
-        <w:ind w:left="3960" w:hanging="360"/>
-      </w:pPr>
-    </w:lvl>
-    <w:lvl xmlns:w="http://schemas.openxmlformats.org/wordprocessingml/2006/main" w:ilvl="4">
-      <w:start w:val="1"/>
-      <w:numFmt w:val="lowerLetter"/>
-      <w:lvlText w:val="%5."/>
-      <w:lvlJc w:val="left"/>
-      <w:pPr>
-        <w:ind w:left="4680" w:hanging="360"/>
-      </w:pPr>
-    </w:lvl>
-    <w:lvl xmlns:w="http://schemas.openxmlformats.org/wordprocessingml/2006/main" w:ilvl="5">
-      <w:start w:val="1"/>
-      <w:numFmt w:val="lowerRoman"/>
-      <w:lvlText w:val="%6."/>
-      <w:lvlJc w:val="right"/>
-      <w:pPr>
-        <w:ind w:left="5400" w:hanging="180"/>
-      </w:pPr>
-    </w:lvl>
-    <w:lvl xmlns:w="http://schemas.openxmlformats.org/wordprocessingml/2006/main" w:ilvl="6">
-      <w:start w:val="1"/>
-      <w:numFmt w:val="decimal"/>
-      <w:lvlText w:val="%7."/>
-      <w:lvlJc w:val="left"/>
-      <w:pPr>
-        <w:ind w:left="6120" w:hanging="360"/>
-      </w:pPr>
-    </w:lvl>
-    <w:lvl xmlns:w="http://schemas.openxmlformats.org/wordprocessingml/2006/main" w:ilvl="7">
-      <w:start w:val="1"/>
-      <w:numFmt w:val="lowerLetter"/>
-      <w:lvlText w:val="%8."/>
-      <w:lvlJc w:val="left"/>
-      <w:pPr>
-        <w:ind w:left="6840" w:hanging="360"/>
-      </w:pPr>
-    </w:lvl>
-    <w:lvl xmlns:w="http://schemas.openxmlformats.org/wordprocessingml/2006/main" w:ilvl="8">
-      <w:start w:val="1"/>
-      <w:numFmt w:val="lowerRoman"/>
-      <w:lvlText w:val="%9."/>
-      <w:lvlJc w:val="right"/>
-      <w:pPr>
-        <w:ind w:left="7560" w:hanging="180"/>
-      </w:pPr>
-    </w:lvl>
-  </w:abstractNum>
+<w:numbering xmlns:wpc="http://schemas.microsoft.com/office/word/2010/wordprocessingCanvas" xmlns:cx="http://schemas.microsoft.com/office/drawing/2014/chartex" xmlns:cx1="http://schemas.microsoft.com/office/drawing/2015/9/8/chartex" xmlns:cx2="http://schemas.microsoft.com/office/drawing/2015/10/21/chartex" xmlns:cx3="http://schemas.microsoft.com/office/drawing/2016/5/9/chartex" xmlns:cx4="http://schemas.microsoft.com/office/drawing/2016/5/10/chartex" xmlns:cx5="http://schemas.microsoft.com/office/drawing/2016/5/11/chartex" xmlns:cx6="http://schemas.microsoft.com/office/drawing/2016/5/12/chartex" xmlns:cx7="http://schemas.microsoft.com/office/drawing/2016/5/13/chartex" xmlns:cx8="http://schemas.microsoft.com/office/drawing/2016/5/14/chartex" xmlns:mc="http://schemas.openxmlformats.org/markup-compatibility/2006" xmlns:aink="http://schemas.microsoft.com/office/drawing/2016/ink" xmlns:am3d="http://schemas.microsoft.com/office/drawing/2017/model3d" xmlns:o="urn:schemas-microsoft-com:office:office" xmlns:oel="http://schemas.microsoft.com/office/2019/extlst" xmlns:r="http://schemas.openxmlformats.org/officeDocument/2006/relationships" xmlns:m="http://schemas.openxmlformats.org/officeDocument/2006/math" xmlns:v="urn:schemas-microsoft-com:vml" xmlns:wp14="http://schemas.microsoft.com/office/word/2010/wordprocessingDrawing" xmlns:wp="http://schemas.openxmlformats.org/drawingml/2006/wordprocessingDrawing" xmlns:w10="urn:schemas-microsoft-com:office:word" xmlns:w="http://schemas.openxmlformats.org/wordprocessingml/2006/main" xmlns:w14="http://schemas.microsoft.com/office/word/2010/wordml" xmlns:w15="http://schemas.microsoft.com/office/word/2012/wordml" xmlns:w16cex="http://schemas.microsoft.com/office/word/2018/wordml/cex" xmlns:w16cid="http://schemas.microsoft.com/office/word/2016/wordml/cid" xmlns:w16="http://schemas.microsoft.com/office/word/2018/wordml" xmlns:w16du="http://schemas.microsoft.com/office/word/2023/wordml/word16du" xmlns:w16sdtdh="http://schemas.microsoft.com/office/word/2020/wordml/sdtdatahash" xmlns:w16sdtfl="http://schemas.microsoft.com/office/word/2024/wordml/sdtformatlock" xmlns:w16se="http://schemas.microsoft.com/office/word/2015/wordml/symex" xmlns:wpg="http://schemas.microsoft.com/office/word/2010/wordprocessingGroup" xmlns:wpi="http://schemas.microsoft.com/office/word/2010/wordprocessingInk" xmlns:wne="http://schemas.microsoft.com/office/word/2006/wordml" xmlns:wps="http://schemas.microsoft.com/office/word/2010/wordprocessingShape" mc:Ignorable="w14 w15 w16se w16cid w16 w16cex w16sdtdh w16sdtfl w16du wp14">
   <w:abstractNum w:abstractNumId="0" w15:restartNumberingAfterBreak="0">
     <w:nsid w:val="110C215B"/>
     <w:multiLevelType w:val="hybridMultilevel"/>
@@ -3377,6 +3188,92 @@
     </w:lvl>
   </w:abstractNum>
   <w:abstractNum w:abstractNumId="1" w15:restartNumberingAfterBreak="0">
+    <w:nsid w:val="4A6B5D0A"/>
+    <w:multiLevelType w:val="hybridMultilevel"/>
+    <w:tmpl w:val="8926E6D8"/>
+    <w:lvl w:ilvl="0" w:tplc="69E031B6">
+      <w:start w:val="1"/>
+      <w:numFmt w:val="lowerLetter"/>
+      <w:lvlText w:val="%1."/>
+      <w:lvlJc w:val="left"/>
+      <w:pPr>
+        <w:ind w:left="1800" w:hanging="360"/>
+      </w:pPr>
+    </w:lvl>
+    <w:lvl w:ilvl="1" w:tplc="8DFC6FAA">
+      <w:start w:val="1"/>
+      <w:numFmt w:val="lowerLetter"/>
+      <w:lvlText w:val="%2."/>
+      <w:lvlJc w:val="left"/>
+      <w:pPr>
+        <w:ind w:left="2520" w:hanging="360"/>
+      </w:pPr>
+    </w:lvl>
+    <w:lvl w:ilvl="2" w:tplc="5B6CB552">
+      <w:start w:val="1"/>
+      <w:numFmt w:val="lowerRoman"/>
+      <w:lvlText w:val="%3."/>
+      <w:lvlJc w:val="right"/>
+      <w:pPr>
+        <w:ind w:left="3240" w:hanging="180"/>
+      </w:pPr>
+    </w:lvl>
+    <w:lvl w:ilvl="3" w:tplc="9894DA18">
+      <w:start w:val="1"/>
+      <w:numFmt w:val="decimal"/>
+      <w:lvlText w:val="%4."/>
+      <w:lvlJc w:val="left"/>
+      <w:pPr>
+        <w:ind w:left="3960" w:hanging="360"/>
+      </w:pPr>
+    </w:lvl>
+    <w:lvl w:ilvl="4" w:tplc="61FC668C">
+      <w:start w:val="1"/>
+      <w:numFmt w:val="lowerLetter"/>
+      <w:lvlText w:val="%5."/>
+      <w:lvlJc w:val="left"/>
+      <w:pPr>
+        <w:ind w:left="4680" w:hanging="360"/>
+      </w:pPr>
+    </w:lvl>
+    <w:lvl w:ilvl="5" w:tplc="752A40FA">
+      <w:start w:val="1"/>
+      <w:numFmt w:val="lowerRoman"/>
+      <w:lvlText w:val="%6."/>
+      <w:lvlJc w:val="right"/>
+      <w:pPr>
+        <w:ind w:left="5400" w:hanging="180"/>
+      </w:pPr>
+    </w:lvl>
+    <w:lvl w:ilvl="6" w:tplc="09985E5A">
+      <w:start w:val="1"/>
+      <w:numFmt w:val="decimal"/>
+      <w:lvlText w:val="%7."/>
+      <w:lvlJc w:val="left"/>
+      <w:pPr>
+        <w:ind w:left="6120" w:hanging="360"/>
+      </w:pPr>
+    </w:lvl>
+    <w:lvl w:ilvl="7" w:tplc="FBA6DB94">
+      <w:start w:val="1"/>
+      <w:numFmt w:val="lowerLetter"/>
+      <w:lvlText w:val="%8."/>
+      <w:lvlJc w:val="left"/>
+      <w:pPr>
+        <w:ind w:left="6840" w:hanging="360"/>
+      </w:pPr>
+    </w:lvl>
+    <w:lvl w:ilvl="8" w:tplc="4E80182E">
+      <w:start w:val="1"/>
+      <w:numFmt w:val="lowerRoman"/>
+      <w:lvlText w:val="%9."/>
+      <w:lvlJc w:val="right"/>
+      <w:pPr>
+        <w:ind w:left="7560" w:hanging="180"/>
+      </w:pPr>
+    </w:lvl>
+  </w:abstractNum>
+  <w:abstractNum w:abstractNumId="2" w15:restartNumberingAfterBreak="0">
     <w:nsid w:val="573C681C"/>
     <w:multiLevelType w:val="hybridMultilevel"/>
     <w:tmpl w:val="9C1A4180"/>
@@ -3489,7 +3386,7 @@
       </w:pPr>
     </w:lvl>
   </w:abstractNum>
-  <w:abstractNum w:abstractNumId="2" w15:restartNumberingAfterBreak="0">
+  <w:abstractNum w:abstractNumId="3" w15:restartNumberingAfterBreak="0">
     <w:nsid w:val="60671FF2"/>
     <w:multiLevelType w:val="hybridMultilevel"/>
     <w:tmpl w:val="6A56F530"/>
@@ -3578,27 +3475,27 @@
       </w:pPr>
     </w:lvl>
   </w:abstractNum>
-  <w:num w:numId="4">
-    <w:abstractNumId w:val="3"/>
+  <w:num w:numId="1" w16cid:durableId="1887332654">
+    <w:abstractNumId w:val="1"/>
   </w:num>
-  <w:num w:numId="1" w16cid:durableId="717127616">
+  <w:num w:numId="2" w16cid:durableId="717127616">
     <w:abstractNumId w:val="0"/>
   </w:num>
-  <w:num w:numId="2" w16cid:durableId="323559020">
-    <w:abstractNumId w:val="1"/>
+  <w:num w:numId="3" w16cid:durableId="323559020">
+    <w:abstractNumId w:val="2"/>
   </w:num>
-  <w:num w:numId="3" w16cid:durableId="1752236146">
-    <w:abstractNumId w:val="2"/>
+  <w:num w:numId="4" w16cid:durableId="1752236146">
+    <w:abstractNumId w:val="3"/>
   </w:num>
 </w:numbering>
 </file>
 
 <file path=word/styles.xml><?xml version="1.0" encoding="utf-8"?>
-<w:styles xmlns:mc="http://schemas.openxmlformats.org/markup-compatibility/2006" xmlns:r="http://schemas.openxmlformats.org/officeDocument/2006/relationships" xmlns:w="http://schemas.openxmlformats.org/wordprocessingml/2006/main" xmlns:w14="http://schemas.microsoft.com/office/word/2010/wordml" xmlns:w15="http://schemas.microsoft.com/office/word/2012/wordml" xmlns:w16cex="http://schemas.microsoft.com/office/word/2018/wordml/cex" xmlns:w16cid="http://schemas.microsoft.com/office/word/2016/wordml/cid" xmlns:w16="http://schemas.microsoft.com/office/word/2018/wordml" xmlns:w16du="http://schemas.microsoft.com/office/word/2023/wordml/word16du" xmlns:w16sdtdh="http://schemas.microsoft.com/office/word/2020/wordml/sdtdatahash" xmlns:w16se="http://schemas.microsoft.com/office/word/2015/wordml/symex" mc:Ignorable="w14 w15 w16se w16cid w16 w16cex w16sdtdh w16du">
+<w:styles xmlns:mc="http://schemas.openxmlformats.org/markup-compatibility/2006" xmlns:r="http://schemas.openxmlformats.org/officeDocument/2006/relationships" xmlns:w="http://schemas.openxmlformats.org/wordprocessingml/2006/main" xmlns:w14="http://schemas.microsoft.com/office/word/2010/wordml" xmlns:w15="http://schemas.microsoft.com/office/word/2012/wordml" xmlns:w16cex="http://schemas.microsoft.com/office/word/2018/wordml/cex" xmlns:w16cid="http://schemas.microsoft.com/office/word/2016/wordml/cid" xmlns:w16="http://schemas.microsoft.com/office/word/2018/wordml" xmlns:w16du="http://schemas.microsoft.com/office/word/2023/wordml/word16du" xmlns:w16sdtdh="http://schemas.microsoft.com/office/word/2020/wordml/sdtdatahash" xmlns:w16sdtfl="http://schemas.microsoft.com/office/word/2024/wordml/sdtformatlock" xmlns:w16se="http://schemas.microsoft.com/office/word/2015/wordml/symex" mc:Ignorable="w14 w15 w16se w16cid w16 w16cex w16sdtdh w16sdtfl w16du">
   <w:docDefaults>
     <w:rPrDefault>
       <w:rPr>
-        <w:rFonts w:asciiTheme="minorHAnsi" w:hAnsiTheme="minorHAnsi" w:eastAsiaTheme="minorHAnsi" w:cstheme="minorBidi"/>
+        <w:rFonts w:asciiTheme="minorHAnsi" w:eastAsiaTheme="minorHAnsi" w:hAnsiTheme="minorHAnsi" w:cstheme="minorBidi"/>
         <w:sz w:val="22"/>
         <w:szCs w:val="22"/>
         <w:lang w:val="en-US" w:eastAsia="en-US" w:bidi="ar-SA"/>
@@ -3613,14 +3510,14 @@
   <w:latentStyles w:defLockedState="0" w:defUIPriority="99" w:defSemiHidden="0" w:defUnhideWhenUsed="0" w:defQFormat="0" w:count="376">
     <w:lsdException w:name="Normal" w:uiPriority="0" w:qFormat="1"/>
     <w:lsdException w:name="heading 1" w:uiPriority="9" w:qFormat="1"/>
-    <w:lsdException w:name="heading 2" w:uiPriority="9" w:semiHidden="1" w:unhideWhenUsed="1" w:qFormat="1"/>
-    <w:lsdException w:name="heading 3" w:uiPriority="9" w:semiHidden="1" w:unhideWhenUsed="1" w:qFormat="1"/>
-    <w:lsdException w:name="heading 4" w:uiPriority="9" w:semiHidden="1" w:unhideWhenUsed="1" w:qFormat="1"/>
-    <w:lsdException w:name="heading 5" w:uiPriority="9" w:semiHidden="1" w:unhideWhenUsed="1" w:qFormat="1"/>
-    <w:lsdException w:name="heading 6" w:uiPriority="9" w:semiHidden="1" w:unhideWhenUsed="1" w:qFormat="1"/>
-    <w:lsdException w:name="heading 7" w:uiPriority="9" w:semiHidden="1" w:unhideWhenUsed="1" w:qFormat="1"/>
-    <w:lsdException w:name="heading 8" w:uiPriority="9" w:semiHidden="1" w:unhideWhenUsed="1" w:qFormat="1"/>
-    <w:lsdException w:name="heading 9" w:uiPriority="9" w:semiHidden="1" w:unhideWhenUsed="1" w:qFormat="1"/>
+    <w:lsdException w:name="heading 2" w:semiHidden="1" w:uiPriority="9" w:unhideWhenUsed="1" w:qFormat="1"/>
+    <w:lsdException w:name="heading 3" w:semiHidden="1" w:uiPriority="9" w:unhideWhenUsed="1" w:qFormat="1"/>
+    <w:lsdException w:name="heading 4" w:semiHidden="1" w:uiPriority="9" w:unhideWhenUsed="1" w:qFormat="1"/>
+    <w:lsdException w:name="heading 5" w:semiHidden="1" w:uiPriority="9" w:unhideWhenUsed="1" w:qFormat="1"/>
+    <w:lsdException w:name="heading 6" w:semiHidden="1" w:uiPriority="9" w:unhideWhenUsed="1" w:qFormat="1"/>
+    <w:lsdException w:name="heading 7" w:semiHidden="1" w:uiPriority="9" w:unhideWhenUsed="1" w:qFormat="1"/>
+    <w:lsdException w:name="heading 8" w:semiHidden="1" w:uiPriority="9" w:unhideWhenUsed="1" w:qFormat="1"/>
+    <w:lsdException w:name="heading 9" w:semiHidden="1" w:uiPriority="9" w:unhideWhenUsed="1" w:qFormat="1"/>
     <w:lsdException w:name="index 1" w:semiHidden="1" w:unhideWhenUsed="1"/>
     <w:lsdException w:name="index 2" w:semiHidden="1" w:unhideWhenUsed="1"/>
     <w:lsdException w:name="index 3" w:semiHidden="1" w:unhideWhenUsed="1"/>
@@ -3630,22 +3527,22 @@
     <w:lsdException w:name="index 7" w:semiHidden="1" w:unhideWhenUsed="1"/>
     <w:lsdException w:name="index 8" w:semiHidden="1" w:unhideWhenUsed="1"/>
     <w:lsdException w:name="index 9" w:semiHidden="1" w:unhideWhenUsed="1"/>
-    <w:lsdException w:name="toc 1" w:uiPriority="39" w:semiHidden="1" w:unhideWhenUsed="1"/>
-    <w:lsdException w:name="toc 2" w:uiPriority="39" w:semiHidden="1" w:unhideWhenUsed="1"/>
-    <w:lsdException w:name="toc 3" w:uiPriority="39" w:semiHidden="1" w:unhideWhenUsed="1"/>
-    <w:lsdException w:name="toc 4" w:uiPriority="39" w:semiHidden="1" w:unhideWhenUsed="1"/>
-    <w:lsdException w:name="toc 5" w:uiPriority="39" w:semiHidden="1" w:unhideWhenUsed="1"/>
-    <w:lsdException w:name="toc 6" w:uiPriority="39" w:semiHidden="1" w:unhideWhenUsed="1"/>
-    <w:lsdException w:name="toc 7" w:uiPriority="39" w:semiHidden="1" w:unhideWhenUsed="1"/>
-    <w:lsdException w:name="toc 8" w:uiPriority="39" w:semiHidden="1" w:unhideWhenUsed="1"/>
-    <w:lsdException w:name="toc 9" w:uiPriority="39" w:semiHidden="1" w:unhideWhenUsed="1"/>
+    <w:lsdException w:name="toc 1" w:semiHidden="1" w:uiPriority="39" w:unhideWhenUsed="1"/>
+    <w:lsdException w:name="toc 2" w:semiHidden="1" w:uiPriority="39" w:unhideWhenUsed="1"/>
+    <w:lsdException w:name="toc 3" w:semiHidden="1" w:uiPriority="39" w:unhideWhenUsed="1"/>
+    <w:lsdException w:name="toc 4" w:semiHidden="1" w:uiPriority="39" w:unhideWhenUsed="1"/>
+    <w:lsdException w:name="toc 5" w:semiHidden="1" w:uiPriority="39" w:unhideWhenUsed="1"/>
+    <w:lsdException w:name="toc 6" w:semiHidden="1" w:uiPriority="39" w:unhideWhenUsed="1"/>
+    <w:lsdException w:name="toc 7" w:semiHidden="1" w:uiPriority="39" w:unhideWhenUsed="1"/>
+    <w:lsdException w:name="toc 8" w:semiHidden="1" w:uiPriority="39" w:unhideWhenUsed="1"/>
+    <w:lsdException w:name="toc 9" w:semiHidden="1" w:uiPriority="39" w:unhideWhenUsed="1"/>
     <w:lsdException w:name="Normal Indent" w:semiHidden="1" w:unhideWhenUsed="1"/>
     <w:lsdException w:name="footnote text" w:semiHidden="1" w:unhideWhenUsed="1"/>
     <w:lsdException w:name="annotation text" w:semiHidden="1" w:unhideWhenUsed="1"/>
     <w:lsdException w:name="header" w:semiHidden="1" w:unhideWhenUsed="1"/>
     <w:lsdException w:name="footer" w:semiHidden="1" w:unhideWhenUsed="1"/>
     <w:lsdException w:name="index heading" w:semiHidden="1" w:unhideWhenUsed="1"/>
-    <w:lsdException w:name="caption" w:uiPriority="35" w:semiHidden="1" w:unhideWhenUsed="1" w:qFormat="1"/>
+    <w:lsdException w:name="caption" w:semiHidden="1" w:uiPriority="35" w:unhideWhenUsed="1" w:qFormat="1"/>
     <w:lsdException w:name="table of figures" w:semiHidden="1" w:unhideWhenUsed="1"/>
     <w:lsdException w:name="envelope address" w:semiHidden="1" w:unhideWhenUsed="1"/>
     <w:lsdException w:name="envelope return" w:semiHidden="1" w:unhideWhenUsed="1"/>
@@ -3676,7 +3573,7 @@
     <w:lsdException w:name="Title" w:uiPriority="10" w:qFormat="1"/>
     <w:lsdException w:name="Closing" w:semiHidden="1" w:unhideWhenUsed="1"/>
     <w:lsdException w:name="Signature" w:semiHidden="1" w:unhideWhenUsed="1"/>
-    <w:lsdException w:name="Default Paragraph Font" w:uiPriority="1" w:semiHidden="1" w:unhideWhenUsed="1"/>
+    <w:lsdException w:name="Default Paragraph Font" w:semiHidden="1" w:uiPriority="1" w:unhideWhenUsed="1"/>
     <w:lsdException w:name="Body Text" w:semiHidden="1" w:unhideWhenUsed="1"/>
     <w:lsdException w:name="Body Text Indent" w:semiHidden="1" w:unhideWhenUsed="1"/>
     <w:lsdException w:name="List Continue" w:semiHidden="1" w:unhideWhenUsed="1"/>
@@ -3876,8 +3773,8 @@
     <w:lsdException w:name="Subtle Reference" w:uiPriority="31" w:qFormat="1"/>
     <w:lsdException w:name="Intense Reference" w:uiPriority="32" w:qFormat="1"/>
     <w:lsdException w:name="Book Title" w:uiPriority="33" w:qFormat="1"/>
-    <w:lsdException w:name="Bibliography" w:uiPriority="37" w:semiHidden="1" w:unhideWhenUsed="1"/>
-    <w:lsdException w:name="TOC Heading" w:uiPriority="39" w:semiHidden="1" w:unhideWhenUsed="1" w:qFormat="1"/>
+    <w:lsdException w:name="Bibliography" w:semiHidden="1" w:uiPriority="37" w:unhideWhenUsed="1"/>
+    <w:lsdException w:name="TOC Heading" w:semiHidden="1" w:uiPriority="39" w:unhideWhenUsed="1" w:qFormat="1"/>
     <w:lsdException w:name="Plain Table 1" w:uiPriority="41"/>
     <w:lsdException w:name="Plain Table 2" w:uiPriority="42"/>
     <w:lsdException w:name="Plain Table 3" w:uiPriority="43"/>
@@ -3988,46 +3885,39 @@
     <w:lsdException w:name="Unresolved Mention" w:semiHidden="1" w:unhideWhenUsed="1"/>
     <w:lsdException w:name="Smart Link" w:semiHidden="1" w:unhideWhenUsed="1"/>
   </w:latentStyles>
-  <w:style w:type="paragraph" w:styleId="Normal" w:default="1">
+  <w:style w:type="paragraph" w:default="1" w:styleId="Normal">
     <w:name w:val="Normal"/>
     <w:qFormat/>
   </w:style>
   <w:style w:type="paragraph" w:styleId="Heading1">
-    <w:uiPriority w:val="9"/>
     <w:name w:val="heading 1"/>
     <w:basedOn w:val="Normal"/>
     <w:next w:val="Normal"/>
     <w:link w:val="Heading1Char"/>
+    <w:uiPriority w:val="9"/>
     <w:qFormat/>
     <w:rsid w:val="4490350F"/>
-    <w:rPr>
-      <w:rFonts w:ascii="Calibri" w:hAnsi="Calibri" w:eastAsia="Calibri" w:cs="Calibri" w:asciiTheme="majorAscii" w:hAnsiTheme="majorAscii" w:eastAsiaTheme="minorAscii" w:cstheme="majorEastAsia"/>
-      <w:b w:val="1"/>
-      <w:bCs w:val="1"/>
-      <w:i w:val="0"/>
-      <w:iCs w:val="0"/>
-      <w:noProof w:val="0"/>
-      <w:color w:val="auto"/>
-      <w:sz w:val="32"/>
-      <w:szCs w:val="32"/>
-      <w:lang w:val="en-US" w:eastAsia="en-US" w:bidi="ar-SA"/>
-    </w:rPr>
     <w:pPr>
-      <w:keepNext w:val="0"/>
-      <w:keepLines w:val="0"/>
-      <w:spacing w:before="240" w:after="0" w:line="259" w:lineRule="auto"/>
+      <w:spacing w:before="240" w:after="0"/>
       <w:ind w:firstLine="720"/>
       <w:jc w:val="center"/>
       <w:outlineLvl w:val="0"/>
     </w:pPr>
+    <w:rPr>
+      <w:rFonts w:asciiTheme="majorHAnsi" w:eastAsiaTheme="minorEastAsia" w:hAnsiTheme="majorHAnsi" w:cstheme="majorEastAsia"/>
+      <w:b/>
+      <w:bCs/>
+      <w:sz w:val="32"/>
+      <w:szCs w:val="32"/>
+    </w:rPr>
   </w:style>
-  <w:style w:type="character" w:styleId="DefaultParagraphFont" w:default="1">
+  <w:style w:type="character" w:default="1" w:styleId="DefaultParagraphFont">
     <w:name w:val="Default Paragraph Font"/>
     <w:uiPriority w:val="1"/>
     <w:semiHidden/>
     <w:unhideWhenUsed/>
   </w:style>
-  <w:style w:type="table" w:styleId="TableNormal" w:default="1">
+  <w:style w:type="table" w:default="1" w:styleId="TableNormal">
     <w:name w:val="Normal Table"/>
     <w:uiPriority w:val="99"/>
     <w:semiHidden/>
@@ -4042,24 +3932,24 @@
       </w:tblCellMar>
     </w:tblPr>
   </w:style>
-  <w:style w:type="numbering" w:styleId="NoList" w:default="1">
+  <w:style w:type="numbering" w:default="1" w:styleId="NoList">
     <w:name w:val="No List"/>
     <w:uiPriority w:val="99"/>
     <w:semiHidden/>
     <w:unhideWhenUsed/>
   </w:style>
   <w:style w:type="paragraph" w:styleId="Header">
-    <w:uiPriority w:val="99"/>
     <w:name w:val="header"/>
     <w:basedOn w:val="Normal"/>
+    <w:link w:val="HeaderChar"/>
+    <w:uiPriority w:val="99"/>
     <w:unhideWhenUsed/>
-    <w:link w:val="HeaderChar"/>
     <w:rsid w:val="4490350F"/>
     <w:pPr>
       <w:spacing w:after="0" w:line="240" w:lineRule="auto"/>
     </w:pPr>
   </w:style>
-  <w:style w:type="character" w:styleId="HeaderChar" w:customStyle="1">
+  <w:style w:type="character" w:customStyle="1" w:styleId="HeaderChar">
     <w:name w:val="Header Char"/>
     <w:basedOn w:val="DefaultParagraphFont"/>
     <w:link w:val="Header"/>
@@ -4067,17 +3957,17 @@
     <w:rsid w:val="00862194"/>
   </w:style>
   <w:style w:type="paragraph" w:styleId="Footer">
-    <w:uiPriority w:val="99"/>
     <w:name w:val="footer"/>
     <w:basedOn w:val="Normal"/>
+    <w:link w:val="FooterChar"/>
+    <w:uiPriority w:val="99"/>
     <w:unhideWhenUsed/>
-    <w:link w:val="FooterChar"/>
     <w:rsid w:val="4490350F"/>
     <w:pPr>
       <w:spacing w:after="0" w:line="240" w:lineRule="auto"/>
     </w:pPr>
   </w:style>
-  <w:style w:type="character" w:styleId="FooterChar" w:customStyle="1">
+  <w:style w:type="character" w:customStyle="1" w:styleId="FooterChar">
     <w:name w:val="Footer Char"/>
     <w:basedOn w:val="DefaultParagraphFont"/>
     <w:link w:val="Footer"/>
@@ -4094,7 +3984,7 @@
       <w:spacing w:before="100" w:beforeAutospacing="1" w:after="100" w:afterAutospacing="1" w:line="240" w:lineRule="auto"/>
     </w:pPr>
     <w:rPr>
-      <w:rFonts w:ascii="Times New Roman" w:hAnsi="Times New Roman" w:eastAsia="Times New Roman" w:cs="Times New Roman"/>
+      <w:rFonts w:ascii="Times New Roman" w:eastAsia="Times New Roman" w:hAnsi="Times New Roman" w:cs="Times New Roman"/>
       <w:sz w:val="24"/>
       <w:szCs w:val="24"/>
     </w:rPr>
@@ -4115,7 +4005,7 @@
       <w:szCs w:val="20"/>
     </w:rPr>
   </w:style>
-  <w:style w:type="character" w:styleId="CommentTextChar" w:customStyle="1">
+  <w:style w:type="character" w:customStyle="1" w:styleId="CommentTextChar">
     <w:name w:val="Comment Text Char"/>
     <w:basedOn w:val="DefaultParagraphFont"/>
     <w:link w:val="CommentText"/>
@@ -4152,25 +4042,25 @@
     </w:rPr>
     <w:tblPr>
       <w:tblBorders>
-        <w:top w:val="single" w:color="auto" w:sz="4" w:space="0"/>
-        <w:left w:val="single" w:color="auto" w:sz="4" w:space="0"/>
-        <w:bottom w:val="single" w:color="auto" w:sz="4" w:space="0"/>
-        <w:right w:val="single" w:color="auto" w:sz="4" w:space="0"/>
-        <w:insideH w:val="single" w:color="auto" w:sz="4" w:space="0"/>
-        <w:insideV w:val="single" w:color="auto" w:sz="4" w:space="0"/>
+        <w:top w:val="single" w:sz="4" w:space="0" w:color="auto"/>
+        <w:left w:val="single" w:sz="4" w:space="0" w:color="auto"/>
+        <w:bottom w:val="single" w:sz="4" w:space="0" w:color="auto"/>
+        <w:right w:val="single" w:sz="4" w:space="0" w:color="auto"/>
+        <w:insideH w:val="single" w:sz="4" w:space="0" w:color="auto"/>
+        <w:insideV w:val="single" w:sz="4" w:space="0" w:color="auto"/>
       </w:tblBorders>
     </w:tblPr>
   </w:style>
-  <w:style w:type="character" w:styleId="Heading1Char" w:customStyle="true">
-    <w:uiPriority w:val="9"/>
+  <w:style w:type="character" w:customStyle="1" w:styleId="Heading1Char">
     <w:name w:val="Heading 1 Char"/>
     <w:basedOn w:val="DefaultParagraphFont"/>
     <w:link w:val="Heading1"/>
+    <w:uiPriority w:val="9"/>
     <w:rsid w:val="4490350F"/>
     <w:rPr>
-      <w:rFonts w:ascii="Calibri" w:hAnsi="Calibri" w:eastAsia="Calibri" w:cs="Calibri" w:asciiTheme="majorAscii" w:hAnsiTheme="majorAscii" w:eastAsiaTheme="minorAscii" w:cstheme="majorEastAsia"/>
-      <w:b w:val="1"/>
-      <w:bCs w:val="1"/>
+      <w:rFonts w:asciiTheme="majorHAnsi" w:eastAsiaTheme="minorEastAsia" w:hAnsiTheme="majorHAnsi" w:cstheme="majorEastAsia"/>
+      <w:b/>
+      <w:bCs/>
       <w:i w:val="0"/>
       <w:iCs w:val="0"/>
       <w:noProof w:val="0"/>
@@ -4181,10 +4071,10 @@
     </w:rPr>
   </w:style>
   <w:style w:type="paragraph" w:styleId="TOCHeading">
-    <w:uiPriority w:val="39"/>
     <w:name w:val="TOC Heading"/>
     <w:basedOn w:val="Heading1"/>
     <w:next w:val="Normal"/>
+    <w:uiPriority w:val="39"/>
     <w:unhideWhenUsed/>
     <w:qFormat/>
     <w:rsid w:val="4490350F"/>
@@ -4215,9 +4105,9 @@
     </w:pPr>
   </w:style>
   <w:style w:type="character" w:styleId="Hyperlink">
-    <w:uiPriority w:val="99"/>
     <w:name w:val="Hyperlink"/>
     <w:basedOn w:val="DefaultParagraphFont"/>
+    <w:uiPriority w:val="99"/>
     <w:unhideWhenUsed/>
     <w:rsid w:val="4490350F"/>
     <w:rPr>
@@ -4226,26 +4116,26 @@
     </w:rPr>
   </w:style>
   <w:style w:type="paragraph" w:styleId="Title">
-    <w:uiPriority w:val="10"/>
     <w:name w:val="Title"/>
     <w:basedOn w:val="Normal"/>
     <w:next w:val="Normal"/>
+    <w:uiPriority w:val="10"/>
     <w:qFormat/>
     <w:rsid w:val="4490350F"/>
-    <w:rPr>
-      <w:rFonts w:ascii="Calibri Light" w:hAnsi="Calibri Light" w:eastAsia="Calibri Light" w:cs="游ゴシック Light" w:asciiTheme="majorAscii" w:hAnsiTheme="majorAscii" w:eastAsiaTheme="minorAscii" w:cstheme="majorEastAsia"/>
-      <w:sz w:val="56"/>
-      <w:szCs w:val="56"/>
-    </w:rPr>
     <w:pPr>
       <w:spacing w:after="80" w:line="240" w:lineRule="auto"/>
       <w:contextualSpacing/>
     </w:pPr>
+    <w:rPr>
+      <w:rFonts w:asciiTheme="majorHAnsi" w:eastAsiaTheme="minorEastAsia" w:hAnsiTheme="majorHAnsi" w:cstheme="majorEastAsia"/>
+      <w:sz w:val="56"/>
+      <w:szCs w:val="56"/>
+    </w:rPr>
   </w:style>
   <w:style w:type="character" w:styleId="BookTitle">
-    <w:uiPriority w:val="33"/>
     <w:name w:val="Book Title"/>
     <w:basedOn w:val="DefaultParagraphFont"/>
+    <w:uiPriority w:val="33"/>
     <w:qFormat/>
     <w:rsid w:val="4490350F"/>
     <w:rPr>
@@ -4530,12 +4420,52 @@
 </file>
 
 <file path=customXml/item2.xml><?xml version="1.0" encoding="utf-8"?>
-<?mso-contentType ?>
-<FormTemplates xmlns="http://schemas.microsoft.com/sharepoint/v3/contenttype/forms">
-  <Display>DocumentLibraryForm</Display>
-  <Edit>DocumentLibraryForm</Edit>
-  <New>DocumentLibraryForm</New>
-</FormTemplates>
+<p:properties xmlns:p="http://schemas.microsoft.com/office/2006/metadata/properties" xmlns:xsi="http://www.w3.org/2001/XMLSchema-instance" xmlns:pc="http://schemas.microsoft.com/office/infopath/2007/PartnerControls">
+  <documentManagement>
+    <_ip_UnifiedCompliancePolicyUIAction xmlns="http://schemas.microsoft.com/sharepoint/v3" xsi:nil="true"/>
+    <Launch_x0020_Date xmlns="0feec74c-ecc7-44c3-9c64-3623cf89ed41" xsi:nil="true"/>
+    <Discipline xmlns="0feec74c-ecc7-44c3-9c64-3623cf89ed41" xsi:nil="true"/>
+    <Course_x0020_code xmlns="0feec74c-ecc7-44c3-9c64-3623cf89ed41" xsi:nil="true"/>
+    <lcf76f155ced4ddcb4097134ff3c332f xmlns="0feec74c-ecc7-44c3-9c64-3623cf89ed41">
+      <Terms xmlns="http://schemas.microsoft.com/office/infopath/2007/PartnerControls"/>
+    </lcf76f155ced4ddcb4097134ff3c332f>
+    <Performance_x0020_Steps_x0020_Completed xmlns="0feec74c-ecc7-44c3-9c64-3623cf89ed41">
+      <Value>N/A</Value>
+    </Performance_x0020_Steps_x0020_Completed>
+    <Specifications xmlns="0feec74c-ecc7-44c3-9c64-3623cf89ed41" xsi:nil="true"/>
+    <Clone xmlns="0feec74c-ecc7-44c3-9c64-3623cf89ed41" xsi:nil="true"/>
+    <AssessmentType xmlns="0feec74c-ecc7-44c3-9c64-3623cf89ed41" xsi:nil="true"/>
+    <Course_x0020_short_x0020_name xmlns="0feec74c-ecc7-44c3-9c64-3623cf89ed41" xsi:nil="true"/>
+    <_ip_UnifiedCompliancePolicyProperties xmlns="http://schemas.microsoft.com/sharepoint/v3" xsi:nil="true"/>
+    <AssessmentCode xmlns="0feec74c-ecc7-44c3-9c64-3623cf89ed41" xsi:nil="true"/>
+    <Course_x0020_number xmlns="0feec74c-ecc7-44c3-9c64-3623cf89ed41" xsi:nil="true"/>
+    <Course_x0020_title xmlns="0feec74c-ecc7-44c3-9c64-3623cf89ed41" xsi:nil="true"/>
+    <d5fh xmlns="0feec74c-ecc7-44c3-9c64-3623cf89ed41" xsi:nil="true"/>
+    <Step_x0020_Completed xmlns="0feec74c-ecc7-44c3-9c64-3623cf89ed41">
+      <Value>N/A</Value>
+    </Step_x0020_Completed>
+    <PDO xmlns="0feec74c-ecc7-44c3-9c64-3623cf89ed41">
+      <UserInfo>
+        <DisplayName/>
+        <AccountId xsi:nil="true"/>
+        <AccountType/>
+      </UserInfo>
+    </PDO>
+    <Publication_x0020_Date xmlns="0feec74c-ecc7-44c3-9c64-3623cf89ed41" xsi:nil="true"/>
+    <SME xmlns="0feec74c-ecc7-44c3-9c64-3623cf89ed41" xsi:nil="true"/>
+    <TaxCatchAll xmlns="1f707338-ea0f-4fe5-baee-59b996692b22" xsi:nil="true"/>
+    <Editor0 xmlns="0feec74c-ecc7-44c3-9c64-3623cf89ed41">
+      <UserInfo>
+        <DisplayName/>
+        <AccountId xsi:nil="true"/>
+        <AccountType/>
+      </UserInfo>
+    </Editor0>
+    <Doc_x0020_Type xmlns="0feec74c-ecc7-44c3-9c64-3623cf89ed41" xsi:nil="true"/>
+    <qrac xmlns="0feec74c-ecc7-44c3-9c64-3623cf89ed41" xsi:nil="true"/>
+    <_x0033_rdPartyCertVendor xmlns="0feec74c-ecc7-44c3-9c64-3623cf89ed41" xsi:nil="true"/>
+  </documentManagement>
+</p:properties>
 </file>
 
 <file path=customXml/item3.xml><?xml version="1.0" encoding="utf-8"?>
@@ -5063,52 +4993,12 @@
 </file>
 
 <file path=customXml/item4.xml><?xml version="1.0" encoding="utf-8"?>
-<p:properties xmlns:p="http://schemas.microsoft.com/office/2006/metadata/properties" xmlns:xsi="http://www.w3.org/2001/XMLSchema-instance" xmlns:pc="http://schemas.microsoft.com/office/infopath/2007/PartnerControls">
-  <documentManagement>
-    <_ip_UnifiedCompliancePolicyUIAction xmlns="http://schemas.microsoft.com/sharepoint/v3" xsi:nil="true"/>
-    <Launch_x0020_Date xmlns="0feec74c-ecc7-44c3-9c64-3623cf89ed41" xsi:nil="true"/>
-    <Discipline xmlns="0feec74c-ecc7-44c3-9c64-3623cf89ed41" xsi:nil="true"/>
-    <Course_x0020_code xmlns="0feec74c-ecc7-44c3-9c64-3623cf89ed41" xsi:nil="true"/>
-    <lcf76f155ced4ddcb4097134ff3c332f xmlns="0feec74c-ecc7-44c3-9c64-3623cf89ed41">
-      <Terms xmlns="http://schemas.microsoft.com/office/infopath/2007/PartnerControls"/>
-    </lcf76f155ced4ddcb4097134ff3c332f>
-    <Performance_x0020_Steps_x0020_Completed xmlns="0feec74c-ecc7-44c3-9c64-3623cf89ed41">
-      <Value>N/A</Value>
-    </Performance_x0020_Steps_x0020_Completed>
-    <Specifications xmlns="0feec74c-ecc7-44c3-9c64-3623cf89ed41" xsi:nil="true"/>
-    <Clone xmlns="0feec74c-ecc7-44c3-9c64-3623cf89ed41" xsi:nil="true"/>
-    <AssessmentType xmlns="0feec74c-ecc7-44c3-9c64-3623cf89ed41" xsi:nil="true"/>
-    <Course_x0020_short_x0020_name xmlns="0feec74c-ecc7-44c3-9c64-3623cf89ed41" xsi:nil="true"/>
-    <_ip_UnifiedCompliancePolicyProperties xmlns="http://schemas.microsoft.com/sharepoint/v3" xsi:nil="true"/>
-    <AssessmentCode xmlns="0feec74c-ecc7-44c3-9c64-3623cf89ed41" xsi:nil="true"/>
-    <Course_x0020_number xmlns="0feec74c-ecc7-44c3-9c64-3623cf89ed41" xsi:nil="true"/>
-    <Course_x0020_title xmlns="0feec74c-ecc7-44c3-9c64-3623cf89ed41" xsi:nil="true"/>
-    <d5fh xmlns="0feec74c-ecc7-44c3-9c64-3623cf89ed41" xsi:nil="true"/>
-    <Step_x0020_Completed xmlns="0feec74c-ecc7-44c3-9c64-3623cf89ed41">
-      <Value>N/A</Value>
-    </Step_x0020_Completed>
-    <PDO xmlns="0feec74c-ecc7-44c3-9c64-3623cf89ed41">
-      <UserInfo>
-        <DisplayName/>
-        <AccountId xsi:nil="true"/>
-        <AccountType/>
-      </UserInfo>
-    </PDO>
-    <Publication_x0020_Date xmlns="0feec74c-ecc7-44c3-9c64-3623cf89ed41" xsi:nil="true"/>
-    <SME xmlns="0feec74c-ecc7-44c3-9c64-3623cf89ed41" xsi:nil="true"/>
-    <TaxCatchAll xmlns="1f707338-ea0f-4fe5-baee-59b996692b22" xsi:nil="true"/>
-    <Editor0 xmlns="0feec74c-ecc7-44c3-9c64-3623cf89ed41">
-      <UserInfo>
-        <DisplayName/>
-        <AccountId xsi:nil="true"/>
-        <AccountType/>
-      </UserInfo>
-    </Editor0>
-    <Doc_x0020_Type xmlns="0feec74c-ecc7-44c3-9c64-3623cf89ed41" xsi:nil="true"/>
-    <qrac xmlns="0feec74c-ecc7-44c3-9c64-3623cf89ed41" xsi:nil="true"/>
-    <_x0033_rdPartyCertVendor xmlns="0feec74c-ecc7-44c3-9c64-3623cf89ed41" xsi:nil="true"/>
-  </documentManagement>
-</p:properties>
+<?mso-contentType ?>
+<FormTemplates xmlns="http://schemas.microsoft.com/sharepoint/v3/contenttype/forms">
+  <Display>DocumentLibraryForm</Display>
+  <Edit>DocumentLibraryForm</Edit>
+  <New>DocumentLibraryForm</New>
+</FormTemplates>
 </file>
 
 <file path=customXml/itemProps1.xml><?xml version="1.0" encoding="utf-8"?>
@@ -5120,9 +5010,19 @@
 </file>
 
 <file path=customXml/itemProps2.xml><?xml version="1.0" encoding="utf-8"?>
-<ds:datastoreItem xmlns:ds="http://schemas.openxmlformats.org/officeDocument/2006/customXml" ds:itemID="{058B8338-14CA-4188-BD42-819D944E715E}">
+<ds:datastoreItem xmlns:ds="http://schemas.openxmlformats.org/officeDocument/2006/customXml" ds:itemID="{C53758A4-6EB4-4AA8-B806-814EC0CAC933}">
   <ds:schemaRefs>
-    <ds:schemaRef ds:uri="http://schemas.microsoft.com/sharepoint/v3/contenttype/forms"/>
+    <ds:schemaRef ds:uri="http://purl.org/dc/elements/1.1/"/>
+    <ds:schemaRef ds:uri="http://schemas.microsoft.com/office/2006/documentManagement/types"/>
+    <ds:schemaRef ds:uri="http://schemas.microsoft.com/office/2006/metadata/properties"/>
+    <ds:schemaRef ds:uri="http://purl.org/dc/terms/"/>
+    <ds:schemaRef ds:uri="http://purl.org/dc/dcmitype/"/>
+    <ds:schemaRef ds:uri="http://schemas.microsoft.com/sharepoint/v3"/>
+    <ds:schemaRef ds:uri="1f707338-ea0f-4fe5-baee-59b996692b22"/>
+    <ds:schemaRef ds:uri="http://schemas.microsoft.com/office/infopath/2007/PartnerControls"/>
+    <ds:schemaRef ds:uri="http://schemas.openxmlformats.org/package/2006/metadata/core-properties"/>
+    <ds:schemaRef ds:uri="0feec74c-ecc7-44c3-9c64-3623cf89ed41"/>
+    <ds:schemaRef ds:uri="http://www.w3.org/XML/1998/namespace"/>
   </ds:schemaRefs>
 </ds:datastoreItem>
 </file>
@@ -5148,13 +5048,9 @@
 </file>
 
 <file path=customXml/itemProps4.xml><?xml version="1.0" encoding="utf-8"?>
-<ds:datastoreItem xmlns:ds="http://schemas.openxmlformats.org/officeDocument/2006/customXml" ds:itemID="{C53758A4-6EB4-4AA8-B806-814EC0CAC933}">
+<ds:datastoreItem xmlns:ds="http://schemas.openxmlformats.org/officeDocument/2006/customXml" ds:itemID="{058B8338-14CA-4188-BD42-819D944E715E}">
   <ds:schemaRefs>
-    <ds:schemaRef ds:uri="http://schemas.microsoft.com/office/2006/metadata/properties"/>
-    <ds:schemaRef ds:uri="http://schemas.microsoft.com/office/infopath/2007/PartnerControls"/>
-    <ds:schemaRef ds:uri="http://schemas.microsoft.com/sharepoint/v3"/>
-    <ds:schemaRef ds:uri="0feec74c-ecc7-44c3-9c64-3623cf89ed41"/>
-    <ds:schemaRef ds:uri="1f707338-ea0f-4fe5-baee-59b996692b22"/>
+    <ds:schemaRef ds:uri="http://schemas.microsoft.com/sharepoint/v3/contenttype/forms"/>
   </ds:schemaRefs>
 </ds:datastoreItem>
 </file>
